--- a/高经济价值第六期_销售佣金清算/销售佣金清算_v1_命题说明.docx
+++ b/高经济价值第六期_销售佣金清算/销售佣金清算_v1_命题说明.docx
@@ -2,68 +2,6 @@
 <file path=word/document.xml><?xml version="1.0" encoding="utf-8"?>
 <w:document xmlns:wpc="http://schemas.microsoft.com/office/word/2010/wordprocessingCanvas" xmlns:mo="http://schemas.microsoft.com/office/mac/office/2008/main" xmlns:mc="http://schemas.openxmlformats.org/markup-compatibility/2006" xmlns:mv="urn:schemas-microsoft-com:mac:vml" xmlns:o="urn:schemas-microsoft-com:office:office" xmlns:r="http://schemas.openxmlformats.org/officeDocument/2006/relationships" xmlns:m="http://schemas.openxmlformats.org/officeDocument/2006/math" xmlns:v="urn:schemas-microsoft-com:vml" xmlns:wp14="http://schemas.microsoft.com/office/word/2010/wordprocessingDrawing" xmlns:wp="http://schemas.openxmlformats.org/drawingml/2006/wordprocessingDrawing" xmlns:w10="urn:schemas-microsoft-com:office:word" xmlns:w="http://schemas.openxmlformats.org/wordprocessingml/2006/main" xmlns:w14="http://schemas.microsoft.com/office/word/2010/wordml" xmlns:wpg="http://schemas.microsoft.com/office/word/2010/wordprocessingGroup" xmlns:wpi="http://schemas.microsoft.com/office/word/2010/wordprocessingInk" xmlns:wne="http://schemas.microsoft.com/office/word/2006/wordml" xmlns:wps="http://schemas.microsoft.com/office/word/2010/wordprocessingShape" mc:Ignorable="w14 wp14">
   <w:body>
-    <w:p>
-      <w:r>
-        <w:rPr>
-          <w:noProof/>
-        </w:rPr>
-        <w:drawing>
-          <wp:inline xmlns:wp="http://schemas.openxmlformats.org/drawingml/2006/wordprocessingDrawing" distT="0" distB="0" distL="0" distR="0">
-            <wp:extent cx="2400000" cy="380000"/>
-            <wp:docPr id="1" name="AILabel"/>
-            <a:graphic xmlns:a="http://schemas.openxmlformats.org/drawingml/2006/main">
-              <a:graphicData uri="http://schemas.microsoft.com/office/word/2010/wordprocessingShape">
-                <wps:wsp xmlns:wps="http://schemas.microsoft.com/office/word/2010/wordprocessingShape">
-                  <wps:cNvSpPr txBox="1"/>
-                  <wps:spPr>
-                    <a:xfrm>
-                      <a:off x="0" y="0"/>
-                      <a:ext cx="2400000" cy="380000"/>
-                    </a:xfrm>
-                    <a:prstGeom prst="rect">
-                      <a:avLst/>
-                    </a:prstGeom>
-                    <a:solidFill>
-                      <a:srgbClr val="000000">
-                        <a:alpha val="50000"/>
-                      </a:srgbClr>
-                    </a:solidFill>
-                    <a:ln w="12700">
-                      <a:solidFill>
-                        <a:srgbClr val="FFFFFF"/>
-                      </a:solidFill>
-                    </a:ln>
-                  </wps:spPr>
-                  <wps:txbx>
-                    <w:txbxContent xmlns:w="http://schemas.openxmlformats.org/wordprocessingml/2006/main">
-                      <w:p>
-                        <w:pPr>
-                          <w:jc w:val="center"/>
-                        </w:pPr>
-                        <w:r>
-                          <w:rPr>
-                            <w:b/>
-                            <w:sz w:val="28"/>
-                            <w:szCs w:val="28"/>
-                            <w:rFonts w:eastAsia="SimSun" w:ascii="Arial" w:hAnsi="Arial"/>
-                            <w:color w:val="FFFFFF"/>
-                          </w:rPr>
-                          <w:t>含 AI 生成</w:t>
-                        </w:r>
-                      </w:p>
-                    </w:txbxContent>
-                  </wps:txbx>
-                  <wps:bodyPr anchor="ctr" anchorCtr="0" lIns="91440" tIns="45720" rIns="91440" bIns="45720">
-                    <a:noAutofit/>
-                  </wps:bodyPr>
-                </wps:wsp>
-              </a:graphicData>
-            </a:graphic>
-          </wp:inline>
-        </w:drawing>
-      </w:r>
-    </w:p>
-    <w:p/>
     <w:p>
       <w:pPr>
         <w:jc w:val="center"/>
@@ -358,7 +296,7 @@
           <w:b/>
           <w:sz w:val="30"/>
         </w:rPr>
-        <w:t>二、考点清单（6组19项，标K）</w:t>
+        <w:t>二、考点清单（6组19个考点，12个关键，标K）</w:t>
       </w:r>
     </w:p>
     <w:p>
@@ -370,7 +308,7 @@
         <w:rPr>
           <w:b w:val="0"/>
         </w:rPr>
-        <w:t>考点按“数据治理—政策效力—逐单计提—分配调节—渠道—裁决与方案”六组排列，合计100分。K编号即评分点编号。</w:t>
+        <w:t>考点按“数据治理—政策效力—逐单计提—分配调节—渠道—裁决与方案”六组排列，合计100分。编号A1-F5为考点序号，括号内K为关键考点的评分点编号。</w:t>
       </w:r>
     </w:p>
     <w:p>
@@ -382,7 +320,7 @@
           <w:b/>
           <w:sz w:val="24"/>
         </w:rPr>
-        <w:t>A组　数据治理（8分）</w:t>
+        <w:t>第一组　数据治理（2个考点，2个关键，8分）</w:t>
       </w:r>
     </w:p>
     <w:tbl>
@@ -401,7 +339,7 @@
       <w:tr>
         <w:tc>
           <w:tcPr>
-            <w:tcW w:type="dxa" w:w="680"/>
+            <w:tcW w:type="dxa" w:w="907"/>
           </w:tcPr>
           <w:p>
             <w:pPr>
@@ -435,7 +373,7 @@
         </w:tc>
         <w:tc>
           <w:tcPr>
-            <w:tcW w:type="dxa" w:w="6236"/>
+            <w:tcW w:type="dxa" w:w="6009"/>
           </w:tcPr>
           <w:p>
             <w:pPr>
@@ -471,14 +409,14 @@
       <w:tr>
         <w:tc>
           <w:tcPr>
-            <w:tcW w:type="dxa" w:w="680"/>
+            <w:tcW w:type="dxa" w:w="907"/>
           </w:tcPr>
           <w:p>
             <w:r>
               <w:rPr>
                 <w:sz w:val="18"/>
               </w:rPr>
-              <w:t>K1</w:t>
+              <w:t>A1（K1）</w:t>
             </w:r>
           </w:p>
         </w:tc>
@@ -497,7 +435,7 @@
         </w:tc>
         <w:tc>
           <w:tcPr>
-            <w:tcW w:type="dxa" w:w="6236"/>
+            <w:tcW w:type="dxa" w:w="6009"/>
           </w:tcPr>
           <w:p>
             <w:r>
@@ -525,14 +463,14 @@
       <w:tr>
         <w:tc>
           <w:tcPr>
-            <w:tcW w:type="dxa" w:w="680"/>
+            <w:tcW w:type="dxa" w:w="907"/>
           </w:tcPr>
           <w:p>
             <w:r>
               <w:rPr>
                 <w:sz w:val="18"/>
               </w:rPr>
-              <w:t>K2</w:t>
+              <w:t>A2（K2）</w:t>
             </w:r>
           </w:p>
         </w:tc>
@@ -551,7 +489,7 @@
         </w:tc>
         <w:tc>
           <w:tcPr>
-            <w:tcW w:type="dxa" w:w="6236"/>
+            <w:tcW w:type="dxa" w:w="6009"/>
           </w:tcPr>
           <w:p>
             <w:r>
@@ -591,7 +529,7 @@
           <w:b/>
           <w:sz w:val="24"/>
         </w:rPr>
-        <w:t>B组　政策效力（12分）</w:t>
+        <w:t>第二组　政策效力（3个考点，2个关键，12分）</w:t>
       </w:r>
     </w:p>
     <w:tbl>
@@ -610,7 +548,7 @@
       <w:tr>
         <w:tc>
           <w:tcPr>
-            <w:tcW w:type="dxa" w:w="680"/>
+            <w:tcW w:type="dxa" w:w="907"/>
           </w:tcPr>
           <w:p>
             <w:pPr>
@@ -644,7 +582,7 @@
         </w:tc>
         <w:tc>
           <w:tcPr>
-            <w:tcW w:type="dxa" w:w="6236"/>
+            <w:tcW w:type="dxa" w:w="6009"/>
           </w:tcPr>
           <w:p>
             <w:pPr>
@@ -680,14 +618,14 @@
       <w:tr>
         <w:tc>
           <w:tcPr>
-            <w:tcW w:type="dxa" w:w="680"/>
+            <w:tcW w:type="dxa" w:w="907"/>
           </w:tcPr>
           <w:p>
             <w:r>
               <w:rPr>
                 <w:sz w:val="18"/>
               </w:rPr>
-              <w:t>K3</w:t>
+              <w:t>B1（K3）</w:t>
             </w:r>
           </w:p>
         </w:tc>
@@ -706,7 +644,7 @@
         </w:tc>
         <w:tc>
           <w:tcPr>
-            <w:tcW w:type="dxa" w:w="6236"/>
+            <w:tcW w:type="dxa" w:w="6009"/>
           </w:tcPr>
           <w:p>
             <w:r>
@@ -734,14 +672,14 @@
       <w:tr>
         <w:tc>
           <w:tcPr>
-            <w:tcW w:type="dxa" w:w="680"/>
+            <w:tcW w:type="dxa" w:w="907"/>
           </w:tcPr>
           <w:p>
             <w:r>
               <w:rPr>
                 <w:sz w:val="18"/>
               </w:rPr>
-              <w:t>K4</w:t>
+              <w:t>B2（K4）</w:t>
             </w:r>
           </w:p>
         </w:tc>
@@ -760,7 +698,7 @@
         </w:tc>
         <w:tc>
           <w:tcPr>
-            <w:tcW w:type="dxa" w:w="6236"/>
+            <w:tcW w:type="dxa" w:w="6009"/>
           </w:tcPr>
           <w:p>
             <w:r>
@@ -788,14 +726,14 @@
       <w:tr>
         <w:tc>
           <w:tcPr>
-            <w:tcW w:type="dxa" w:w="680"/>
+            <w:tcW w:type="dxa" w:w="907"/>
           </w:tcPr>
           <w:p>
             <w:r>
               <w:rPr>
                 <w:sz w:val="18"/>
               </w:rPr>
-              <w:t>K5</w:t>
+              <w:t>B3</w:t>
             </w:r>
           </w:p>
         </w:tc>
@@ -814,7 +752,7 @@
         </w:tc>
         <w:tc>
           <w:tcPr>
-            <w:tcW w:type="dxa" w:w="6236"/>
+            <w:tcW w:type="dxa" w:w="6009"/>
           </w:tcPr>
           <w:p>
             <w:r>
@@ -854,7 +792,7 @@
           <w:b/>
           <w:sz w:val="24"/>
         </w:rPr>
-        <w:t>C组　逐单计提（26分）</w:t>
+        <w:t>第三组　逐单计提（4个考点，3个关键，26分）</w:t>
       </w:r>
     </w:p>
     <w:tbl>
@@ -873,7 +811,7 @@
       <w:tr>
         <w:tc>
           <w:tcPr>
-            <w:tcW w:type="dxa" w:w="680"/>
+            <w:tcW w:type="dxa" w:w="907"/>
           </w:tcPr>
           <w:p>
             <w:pPr>
@@ -907,7 +845,7 @@
         </w:tc>
         <w:tc>
           <w:tcPr>
-            <w:tcW w:type="dxa" w:w="6236"/>
+            <w:tcW w:type="dxa" w:w="6009"/>
           </w:tcPr>
           <w:p>
             <w:pPr>
@@ -943,14 +881,14 @@
       <w:tr>
         <w:tc>
           <w:tcPr>
-            <w:tcW w:type="dxa" w:w="680"/>
+            <w:tcW w:type="dxa" w:w="907"/>
           </w:tcPr>
           <w:p>
             <w:r>
               <w:rPr>
                 <w:sz w:val="18"/>
               </w:rPr>
-              <w:t>K6</w:t>
+              <w:t>C1（K5）</w:t>
             </w:r>
           </w:p>
         </w:tc>
@@ -969,7 +907,7 @@
         </w:tc>
         <w:tc>
           <w:tcPr>
-            <w:tcW w:type="dxa" w:w="6236"/>
+            <w:tcW w:type="dxa" w:w="6009"/>
           </w:tcPr>
           <w:p>
             <w:r>
@@ -997,14 +935,14 @@
       <w:tr>
         <w:tc>
           <w:tcPr>
-            <w:tcW w:type="dxa" w:w="680"/>
+            <w:tcW w:type="dxa" w:w="907"/>
           </w:tcPr>
           <w:p>
             <w:r>
               <w:rPr>
                 <w:sz w:val="18"/>
               </w:rPr>
-              <w:t>K7</w:t>
+              <w:t>C2（K6）</w:t>
             </w:r>
           </w:p>
         </w:tc>
@@ -1023,7 +961,7 @@
         </w:tc>
         <w:tc>
           <w:tcPr>
-            <w:tcW w:type="dxa" w:w="6236"/>
+            <w:tcW w:type="dxa" w:w="6009"/>
           </w:tcPr>
           <w:p>
             <w:r>
@@ -1051,14 +989,14 @@
       <w:tr>
         <w:tc>
           <w:tcPr>
-            <w:tcW w:type="dxa" w:w="680"/>
+            <w:tcW w:type="dxa" w:w="907"/>
           </w:tcPr>
           <w:p>
             <w:r>
               <w:rPr>
                 <w:sz w:val="18"/>
               </w:rPr>
-              <w:t>K8</w:t>
+              <w:t>C3（K7）</w:t>
             </w:r>
           </w:p>
         </w:tc>
@@ -1077,7 +1015,7 @@
         </w:tc>
         <w:tc>
           <w:tcPr>
-            <w:tcW w:type="dxa" w:w="6236"/>
+            <w:tcW w:type="dxa" w:w="6009"/>
           </w:tcPr>
           <w:p>
             <w:r>
@@ -1105,14 +1043,14 @@
       <w:tr>
         <w:tc>
           <w:tcPr>
-            <w:tcW w:type="dxa" w:w="680"/>
+            <w:tcW w:type="dxa" w:w="907"/>
           </w:tcPr>
           <w:p>
             <w:r>
               <w:rPr>
                 <w:sz w:val="18"/>
               </w:rPr>
-              <w:t>K9</w:t>
+              <w:t>C4</w:t>
             </w:r>
           </w:p>
         </w:tc>
@@ -1131,7 +1069,7 @@
         </w:tc>
         <w:tc>
           <w:tcPr>
-            <w:tcW w:type="dxa" w:w="6236"/>
+            <w:tcW w:type="dxa" w:w="6009"/>
           </w:tcPr>
           <w:p>
             <w:r>
@@ -1171,7 +1109,7 @@
           <w:b/>
           <w:sz w:val="24"/>
         </w:rPr>
-        <w:t>D组　分配与调节（16分）</w:t>
+        <w:t>第四组　分配与调节（4个考点，2个关键，16分）</w:t>
       </w:r>
     </w:p>
     <w:tbl>
@@ -1190,7 +1128,7 @@
       <w:tr>
         <w:tc>
           <w:tcPr>
-            <w:tcW w:type="dxa" w:w="680"/>
+            <w:tcW w:type="dxa" w:w="907"/>
           </w:tcPr>
           <w:p>
             <w:pPr>
@@ -1224,7 +1162,7 @@
         </w:tc>
         <w:tc>
           <w:tcPr>
-            <w:tcW w:type="dxa" w:w="6236"/>
+            <w:tcW w:type="dxa" w:w="6009"/>
           </w:tcPr>
           <w:p>
             <w:pPr>
@@ -1260,14 +1198,14 @@
       <w:tr>
         <w:tc>
           <w:tcPr>
-            <w:tcW w:type="dxa" w:w="680"/>
+            <w:tcW w:type="dxa" w:w="907"/>
           </w:tcPr>
           <w:p>
             <w:r>
               <w:rPr>
                 <w:sz w:val="18"/>
               </w:rPr>
-              <w:t>K10</w:t>
+              <w:t>D1</w:t>
             </w:r>
           </w:p>
         </w:tc>
@@ -1286,7 +1224,7 @@
         </w:tc>
         <w:tc>
           <w:tcPr>
-            <w:tcW w:type="dxa" w:w="6236"/>
+            <w:tcW w:type="dxa" w:w="6009"/>
           </w:tcPr>
           <w:p>
             <w:r>
@@ -1314,14 +1252,14 @@
       <w:tr>
         <w:tc>
           <w:tcPr>
-            <w:tcW w:type="dxa" w:w="680"/>
+            <w:tcW w:type="dxa" w:w="907"/>
           </w:tcPr>
           <w:p>
             <w:r>
               <w:rPr>
                 <w:sz w:val="18"/>
               </w:rPr>
-              <w:t>K11</w:t>
+              <w:t>D2（K8）</w:t>
             </w:r>
           </w:p>
         </w:tc>
@@ -1340,7 +1278,7 @@
         </w:tc>
         <w:tc>
           <w:tcPr>
-            <w:tcW w:type="dxa" w:w="6236"/>
+            <w:tcW w:type="dxa" w:w="6009"/>
           </w:tcPr>
           <w:p>
             <w:r>
@@ -1368,14 +1306,14 @@
       <w:tr>
         <w:tc>
           <w:tcPr>
-            <w:tcW w:type="dxa" w:w="680"/>
+            <w:tcW w:type="dxa" w:w="907"/>
           </w:tcPr>
           <w:p>
             <w:r>
               <w:rPr>
                 <w:sz w:val="18"/>
               </w:rPr>
-              <w:t>K12</w:t>
+              <w:t>D3（K9）</w:t>
             </w:r>
           </w:p>
         </w:tc>
@@ -1394,7 +1332,7 @@
         </w:tc>
         <w:tc>
           <w:tcPr>
-            <w:tcW w:type="dxa" w:w="6236"/>
+            <w:tcW w:type="dxa" w:w="6009"/>
           </w:tcPr>
           <w:p>
             <w:r>
@@ -1422,14 +1360,14 @@
       <w:tr>
         <w:tc>
           <w:tcPr>
-            <w:tcW w:type="dxa" w:w="680"/>
+            <w:tcW w:type="dxa" w:w="907"/>
           </w:tcPr>
           <w:p>
             <w:r>
               <w:rPr>
                 <w:sz w:val="18"/>
               </w:rPr>
-              <w:t>K13</w:t>
+              <w:t>D4</w:t>
             </w:r>
           </w:p>
         </w:tc>
@@ -1448,7 +1386,7 @@
         </w:tc>
         <w:tc>
           <w:tcPr>
-            <w:tcW w:type="dxa" w:w="6236"/>
+            <w:tcW w:type="dxa" w:w="6009"/>
           </w:tcPr>
           <w:p>
             <w:r>
@@ -1488,7 +1426,7 @@
           <w:b/>
           <w:sz w:val="24"/>
         </w:rPr>
-        <w:t>E组　渠道返利（12分）</w:t>
+        <w:t>第五组　渠道返利（1个考点，1个关键，12分）</w:t>
       </w:r>
     </w:p>
     <w:tbl>
@@ -1507,7 +1445,7 @@
       <w:tr>
         <w:tc>
           <w:tcPr>
-            <w:tcW w:type="dxa" w:w="680"/>
+            <w:tcW w:type="dxa" w:w="907"/>
           </w:tcPr>
           <w:p>
             <w:pPr>
@@ -1541,7 +1479,7 @@
         </w:tc>
         <w:tc>
           <w:tcPr>
-            <w:tcW w:type="dxa" w:w="6236"/>
+            <w:tcW w:type="dxa" w:w="6009"/>
           </w:tcPr>
           <w:p>
             <w:pPr>
@@ -1577,14 +1515,14 @@
       <w:tr>
         <w:tc>
           <w:tcPr>
-            <w:tcW w:type="dxa" w:w="680"/>
+            <w:tcW w:type="dxa" w:w="907"/>
           </w:tcPr>
           <w:p>
             <w:r>
               <w:rPr>
                 <w:sz w:val="18"/>
               </w:rPr>
-              <w:t>K14</w:t>
+              <w:t>E1（K10）</w:t>
             </w:r>
           </w:p>
         </w:tc>
@@ -1603,7 +1541,7 @@
         </w:tc>
         <w:tc>
           <w:tcPr>
-            <w:tcW w:type="dxa" w:w="6236"/>
+            <w:tcW w:type="dxa" w:w="6009"/>
           </w:tcPr>
           <w:p>
             <w:r>
@@ -1643,7 +1581,7 @@
           <w:b/>
           <w:sz w:val="24"/>
         </w:rPr>
-        <w:t>F组　裁决、方案与勾稽（26分）</w:t>
+        <w:t>第六组　裁决、方案与勾稽（5个考点，2个关键，26分）</w:t>
       </w:r>
     </w:p>
     <w:tbl>
@@ -1662,7 +1600,7 @@
       <w:tr>
         <w:tc>
           <w:tcPr>
-            <w:tcW w:type="dxa" w:w="680"/>
+            <w:tcW w:type="dxa" w:w="907"/>
           </w:tcPr>
           <w:p>
             <w:pPr>
@@ -1696,7 +1634,7 @@
         </w:tc>
         <w:tc>
           <w:tcPr>
-            <w:tcW w:type="dxa" w:w="6236"/>
+            <w:tcW w:type="dxa" w:w="6009"/>
           </w:tcPr>
           <w:p>
             <w:pPr>
@@ -1732,14 +1670,14 @@
       <w:tr>
         <w:tc>
           <w:tcPr>
-            <w:tcW w:type="dxa" w:w="680"/>
+            <w:tcW w:type="dxa" w:w="907"/>
           </w:tcPr>
           <w:p>
             <w:r>
               <w:rPr>
                 <w:sz w:val="18"/>
               </w:rPr>
-              <w:t>K15</w:t>
+              <w:t>F1</w:t>
             </w:r>
           </w:p>
         </w:tc>
@@ -1758,7 +1696,7 @@
         </w:tc>
         <w:tc>
           <w:tcPr>
-            <w:tcW w:type="dxa" w:w="6236"/>
+            <w:tcW w:type="dxa" w:w="6009"/>
           </w:tcPr>
           <w:p>
             <w:r>
@@ -1786,14 +1724,14 @@
       <w:tr>
         <w:tc>
           <w:tcPr>
-            <w:tcW w:type="dxa" w:w="680"/>
+            <w:tcW w:type="dxa" w:w="907"/>
           </w:tcPr>
           <w:p>
             <w:r>
               <w:rPr>
                 <w:sz w:val="18"/>
               </w:rPr>
-              <w:t>K16</w:t>
+              <w:t>F2（K11）</w:t>
             </w:r>
           </w:p>
         </w:tc>
@@ -1812,7 +1750,7 @@
         </w:tc>
         <w:tc>
           <w:tcPr>
-            <w:tcW w:type="dxa" w:w="6236"/>
+            <w:tcW w:type="dxa" w:w="6009"/>
           </w:tcPr>
           <w:p>
             <w:r>
@@ -1840,14 +1778,14 @@
       <w:tr>
         <w:tc>
           <w:tcPr>
-            <w:tcW w:type="dxa" w:w="680"/>
+            <w:tcW w:type="dxa" w:w="907"/>
           </w:tcPr>
           <w:p>
             <w:r>
               <w:rPr>
                 <w:sz w:val="18"/>
               </w:rPr>
-              <w:t>K17</w:t>
+              <w:t>F3（K12）</w:t>
             </w:r>
           </w:p>
         </w:tc>
@@ -1866,7 +1804,7 @@
         </w:tc>
         <w:tc>
           <w:tcPr>
-            <w:tcW w:type="dxa" w:w="6236"/>
+            <w:tcW w:type="dxa" w:w="6009"/>
           </w:tcPr>
           <w:p>
             <w:r>
@@ -1894,14 +1832,14 @@
       <w:tr>
         <w:tc>
           <w:tcPr>
-            <w:tcW w:type="dxa" w:w="680"/>
+            <w:tcW w:type="dxa" w:w="907"/>
           </w:tcPr>
           <w:p>
             <w:r>
               <w:rPr>
                 <w:sz w:val="18"/>
               </w:rPr>
-              <w:t>K18</w:t>
+              <w:t>F4</w:t>
             </w:r>
           </w:p>
         </w:tc>
@@ -1920,7 +1858,7 @@
         </w:tc>
         <w:tc>
           <w:tcPr>
-            <w:tcW w:type="dxa" w:w="6236"/>
+            <w:tcW w:type="dxa" w:w="6009"/>
           </w:tcPr>
           <w:p>
             <w:r>
@@ -1948,14 +1886,14 @@
       <w:tr>
         <w:tc>
           <w:tcPr>
-            <w:tcW w:type="dxa" w:w="680"/>
+            <w:tcW w:type="dxa" w:w="907"/>
           </w:tcPr>
           <w:p>
             <w:r>
               <w:rPr>
                 <w:sz w:val="18"/>
               </w:rPr>
-              <w:t>K19</w:t>
+              <w:t>F5</w:t>
             </w:r>
           </w:p>
         </w:tc>
@@ -1974,7 +1912,7 @@
         </w:tc>
         <w:tc>
           <w:tcPr>
-            <w:tcW w:type="dxa" w:w="6236"/>
+            <w:tcW w:type="dxa" w:w="6009"/>
           </w:tcPr>
           <w:p>
             <w:r>
@@ -3322,7 +3260,7 @@
               <w:rPr>
                 <w:sz w:val="18"/>
               </w:rPr>
-              <w:t>K1-K9</w:t>
+              <w:t>A1-C4</w:t>
             </w:r>
           </w:p>
         </w:tc>
@@ -3376,7 +3314,7 @@
               <w:rPr>
                 <w:sz w:val="18"/>
               </w:rPr>
-              <w:t>K10-K12</w:t>
+              <w:t>D1-D3</w:t>
             </w:r>
           </w:p>
         </w:tc>
@@ -3430,7 +3368,7 @@
               <w:rPr>
                 <w:sz w:val="18"/>
               </w:rPr>
-              <w:t>K13</w:t>
+              <w:t>D4</w:t>
             </w:r>
           </w:p>
         </w:tc>
@@ -3484,7 +3422,7 @@
               <w:rPr>
                 <w:sz w:val="18"/>
               </w:rPr>
-              <w:t>K14</w:t>
+              <w:t>E1</w:t>
             </w:r>
           </w:p>
         </w:tc>
@@ -3538,7 +3476,7 @@
               <w:rPr>
                 <w:sz w:val="18"/>
               </w:rPr>
-              <w:t>K15</w:t>
+              <w:t>F1</w:t>
             </w:r>
           </w:p>
         </w:tc>
@@ -3592,7 +3530,7 @@
               <w:rPr>
                 <w:sz w:val="18"/>
               </w:rPr>
-              <w:t>K16</w:t>
+              <w:t>F2</w:t>
             </w:r>
           </w:p>
         </w:tc>
@@ -3646,7 +3584,7 @@
               <w:rPr>
                 <w:sz w:val="18"/>
               </w:rPr>
-              <w:t>K17</w:t>
+              <w:t>F3</w:t>
             </w:r>
           </w:p>
         </w:tc>
@@ -3700,7 +3638,7 @@
               <w:rPr>
                 <w:sz w:val="18"/>
               </w:rPr>
-              <w:t>K18</w:t>
+              <w:t>F4</w:t>
             </w:r>
           </w:p>
         </w:tc>
@@ -3754,7 +3692,7 @@
               <w:rPr>
                 <w:sz w:val="18"/>
               </w:rPr>
-              <w:t>K19</w:t>
+              <w:t>F5</w:t>
             </w:r>
           </w:p>
         </w:tc>

--- a/高经济价值第六期_销售佣金清算/销售佣金清算_v1_命题说明.docx
+++ b/高经济价值第六期_销售佣金清算/销售佣金清算_v1_命题说明.docx
@@ -2,6 +2,68 @@
 <file path=word/document.xml><?xml version="1.0" encoding="utf-8"?>
 <w:document xmlns:wpc="http://schemas.microsoft.com/office/word/2010/wordprocessingCanvas" xmlns:mo="http://schemas.microsoft.com/office/mac/office/2008/main" xmlns:mc="http://schemas.openxmlformats.org/markup-compatibility/2006" xmlns:mv="urn:schemas-microsoft-com:mac:vml" xmlns:o="urn:schemas-microsoft-com:office:office" xmlns:r="http://schemas.openxmlformats.org/officeDocument/2006/relationships" xmlns:m="http://schemas.openxmlformats.org/officeDocument/2006/math" xmlns:v="urn:schemas-microsoft-com:vml" xmlns:wp14="http://schemas.microsoft.com/office/word/2010/wordprocessingDrawing" xmlns:wp="http://schemas.openxmlformats.org/drawingml/2006/wordprocessingDrawing" xmlns:w10="urn:schemas-microsoft-com:office:word" xmlns:w="http://schemas.openxmlformats.org/wordprocessingml/2006/main" xmlns:w14="http://schemas.microsoft.com/office/word/2010/wordml" xmlns:wpg="http://schemas.microsoft.com/office/word/2010/wordprocessingGroup" xmlns:wpi="http://schemas.microsoft.com/office/word/2010/wordprocessingInk" xmlns:wne="http://schemas.microsoft.com/office/word/2006/wordml" xmlns:wps="http://schemas.microsoft.com/office/word/2010/wordprocessingShape" mc:Ignorable="w14 wp14">
   <w:body>
+    <w:p>
+      <w:r>
+        <w:rPr>
+          <w:noProof/>
+        </w:rPr>
+        <w:drawing>
+          <wp:inline xmlns:wp="http://schemas.openxmlformats.org/drawingml/2006/wordprocessingDrawing" distT="0" distB="0" distL="0" distR="0">
+            <wp:extent cx="2400000" cy="380000"/>
+            <wp:docPr id="1" name="AILabel"/>
+            <a:graphic xmlns:a="http://schemas.openxmlformats.org/drawingml/2006/main">
+              <a:graphicData uri="http://schemas.microsoft.com/office/word/2010/wordprocessingShape">
+                <wps:wsp xmlns:wps="http://schemas.microsoft.com/office/word/2010/wordprocessingShape">
+                  <wps:cNvSpPr txBox="1"/>
+                  <wps:spPr>
+                    <a:xfrm>
+                      <a:off x="0" y="0"/>
+                      <a:ext cx="2400000" cy="380000"/>
+                    </a:xfrm>
+                    <a:prstGeom prst="rect">
+                      <a:avLst/>
+                    </a:prstGeom>
+                    <a:solidFill>
+                      <a:srgbClr val="000000">
+                        <a:alpha val="50000"/>
+                      </a:srgbClr>
+                    </a:solidFill>
+                    <a:ln w="12700">
+                      <a:solidFill>
+                        <a:srgbClr val="FFFFFF"/>
+                      </a:solidFill>
+                    </a:ln>
+                  </wps:spPr>
+                  <wps:txbx>
+                    <w:txbxContent xmlns:w="http://schemas.openxmlformats.org/wordprocessingml/2006/main">
+                      <w:p>
+                        <w:pPr>
+                          <w:jc w:val="center"/>
+                        </w:pPr>
+                        <w:r>
+                          <w:rPr>
+                            <w:b/>
+                            <w:sz w:val="28"/>
+                            <w:szCs w:val="28"/>
+                            <w:rFonts w:eastAsia="SimSun" w:ascii="Arial" w:hAnsi="Arial"/>
+                            <w:color w:val="FFFFFF"/>
+                          </w:rPr>
+                          <w:t>含 AI 生成</w:t>
+                        </w:r>
+                      </w:p>
+                    </w:txbxContent>
+                  </wps:txbx>
+                  <wps:bodyPr anchor="ctr" anchorCtr="0" lIns="91440" tIns="45720" rIns="91440" bIns="45720">
+                    <a:noAutofit/>
+                  </wps:bodyPr>
+                </wps:wsp>
+              </a:graphicData>
+            </a:graphic>
+          </wp:inline>
+        </w:drawing>
+      </w:r>
+    </w:p>
+    <w:p/>
     <w:p>
       <w:pPr>
         <w:jc w:val="center"/>
@@ -24,7 +86,7 @@
         <w:rPr>
           <w:sz w:val="21"/>
         </w:rPr>
-        <w:t>高经济价值任务 · 第六期 · 专业咨询类 · v1</w:t>
+        <w:t>高经济价值任务 · 第六期 · 专业咨询类 · G6-ZX-002（v1）</w:t>
       </w:r>
     </w:p>
     <w:p/>
@@ -37,7 +99,7 @@
           <w:b/>
           <w:sz w:val="30"/>
         </w:rPr>
-        <w:t>一、命题定位与难度自评</w:t>
+        <w:t>一、命题定位与难度控制</w:t>
       </w:r>
     </w:p>
     <w:p>
@@ -49,7 +111,7 @@
         <w:rPr>
           <w:b w:val="0"/>
         </w:rPr>
-        <w:t>本题以虚构的睿联工业设备有限公司为背景，要求受托方对2022年至2025年8月的销售佣金与渠道返利开展全面历史清算，并在此基础上设计2026年新激励方案。题目不设“标准表格模板”，只给定三版政策原文、正式发文、讨论稿、财务口径与六包原始数据，要求答题者自行建立口径、自行组织计算链路，最终在六个交付包之间形成数字互证。</w:t>
+        <w:t>本题以虚构的睿联工业设备有限公司为背景，要求受托方对2022年1月至2025年8月的销售佣金与渠道返利开展全量历史清算，并设计2026年新激励方案。题目不提供答案模板，只提供三版政策、正式发文、讨论稿、财务口径与8包原始数据；答题者须自行完成数据治理、政策归属、事件流重构、逐单计提、分配调节、渠道返利、争议裁决、方案回测和跨包勾稽。</w:t>
       </w:r>
     </w:p>
     <w:tbl>
@@ -127,7 +189,7 @@
               <w:rPr>
                 <w:sz w:val="18"/>
               </w:rPr>
-              <w:t>信息规模</w:t>
+              <w:t>题目信息</w:t>
             </w:r>
           </w:p>
         </w:tc>
@@ -140,7 +202,7 @@
               <w:rPr>
                 <w:sz w:val="18"/>
               </w:rPr>
-              <w:t>6个输入包、24张原始表、约3000行明细；订单732行、回款1327笔、退货70笔、坏账49笔、已发台账480条、争议60件</w:t>
+              <w:t>一级行业：专业咨询服务；二级行业：战略、管理与运营咨询；委托角色：董事会审计委员会外部顾问</w:t>
             </w:r>
           </w:p>
         </w:tc>
@@ -153,7 +215,7 @@
               <w:rPr>
                 <w:sz w:val="18"/>
               </w:rPr>
-              <w:t>多包交付且包间互证</w:t>
+              <w:t>行业分类与角色清晰</w:t>
             </w:r>
           </w:p>
         </w:tc>
@@ -168,7 +230,7 @@
               <w:rPr>
                 <w:sz w:val="18"/>
               </w:rPr>
-              <w:t>链路长度</w:t>
+              <w:t>信息规模</w:t>
             </w:r>
           </w:p>
         </w:tc>
@@ -181,7 +243,7 @@
               <w:rPr>
                 <w:sz w:val="18"/>
               </w:rPr>
-              <w:t>去重→政策归属→事件流→逐单计提→封顶→人员汇总→团队池→渠道返利→争议→新方案回测→敏感性→勾稽，共12段计算链路</w:t>
+              <w:t>8个输入包、23张原始表、约3300行明细；720个有效订单、1327笔回款、70笔退货、49笔坏账、480条已发记录、60件争议、40家渠道</w:t>
             </w:r>
           </w:p>
         </w:tc>
@@ -194,7 +256,7 @@
               <w:rPr>
                 <w:sz w:val="18"/>
               </w:rPr>
-              <w:t>≥50步执行</w:t>
+              <w:t>多包交付、包间数字互证</w:t>
             </w:r>
           </w:p>
         </w:tc>
@@ -209,7 +271,7 @@
               <w:rPr>
                 <w:sz w:val="18"/>
               </w:rPr>
-              <w:t>陷阱密度</w:t>
+              <w:t>链路长度</w:t>
             </w:r>
           </w:p>
         </w:tc>
@@ -222,7 +284,7 @@
               <w:rPr>
                 <w:sz w:val="18"/>
               </w:rPr>
-              <w:t>19个考点、12项管理层错误要求、5份会议纪要（含1份讨论稿）、6类特殊业务形态</w:t>
+              <w:t>去重→政策归属→事件流→V1/V2/V3逐单计提→封顶→人员汇总→已发异常→团队池→渠道返利→争议→错误要求→新方案回测→敏感性→24项勾稽→核心结论，共15段</w:t>
             </w:r>
           </w:p>
         </w:tc>
@@ -235,7 +297,7 @@
               <w:rPr>
                 <w:sz w:val="18"/>
               </w:rPr>
-              <w:t>SOTA得分≤50</w:t>
+              <w:t>执行不少于50步或40分钟</w:t>
             </w:r>
           </w:p>
         </w:tc>
@@ -250,6 +312,47 @@
               <w:rPr>
                 <w:sz w:val="18"/>
               </w:rPr>
+              <w:t>陷阱密度</w:t>
+            </w:r>
+          </w:p>
+        </w:tc>
+        <w:tc>
+          <w:tcPr>
+            <w:tcW w:type="dxa" w:w="5783"/>
+          </w:tcPr>
+          <w:p>
+            <w:r>
+              <w:rPr>
+                <w:sz w:val="18"/>
+              </w:rPr>
+              <w:t>42个考点、15个关键考点、12项管理层错误要求、5份会议纪要（含1份无效讨论稿）、13条异常预发、6类特殊业务形态</w:t>
+            </w:r>
+          </w:p>
+        </w:tc>
+        <w:tc>
+          <w:tcPr>
+            <w:tcW w:type="dxa" w:w="2268"/>
+          </w:tcPr>
+          <w:p>
+            <w:r>
+              <w:rPr>
+                <w:sz w:val="18"/>
+              </w:rPr>
+              <w:t>SOTA得分率低于50%</w:t>
+            </w:r>
+          </w:p>
+        </w:tc>
+      </w:tr>
+      <w:tr>
+        <w:tc>
+          <w:tcPr>
+            <w:tcW w:type="dxa" w:w="1361"/>
+          </w:tcPr>
+          <w:p>
+            <w:r>
+              <w:rPr>
+                <w:sz w:val="18"/>
+              </w:rPr>
               <w:t>口径唯一性</w:t>
             </w:r>
           </w:p>
@@ -263,7 +366,7 @@
               <w:rPr>
                 <w:sz w:val="18"/>
               </w:rPr>
-              <w:t>20项勾稽全部闭合，任一环节口径错误都会在人员汇总或勾稽表中暴露</w:t>
+              <w:t>24项勾稽全部闭合；重复导入、截止日后事件、负净回款、无回款订单均在明细留痕</w:t>
             </w:r>
           </w:p>
         </w:tc>
@@ -276,7 +379,48 @@
               <w:rPr>
                 <w:sz w:val="18"/>
               </w:rPr>
-              <w:t>答案可机检</w:t>
+              <w:t>答案可机检、可回溯</w:t>
+            </w:r>
+          </w:p>
+        </w:tc>
+      </w:tr>
+      <w:tr>
+        <w:tc>
+          <w:tcPr>
+            <w:tcW w:type="dxa" w:w="1361"/>
+          </w:tcPr>
+          <w:p>
+            <w:r>
+              <w:rPr>
+                <w:sz w:val="18"/>
+              </w:rPr>
+              <w:t>通过性</w:t>
+            </w:r>
+          </w:p>
+        </w:tc>
+        <w:tc>
+          <w:tcPr>
+            <w:tcW w:type="dxa" w:w="5783"/>
+          </w:tcPr>
+          <w:p>
+            <w:r>
+              <w:rPr>
+                <w:sz w:val="18"/>
+              </w:rPr>
+              <w:t>所有必需数字均可由附件直接计算；答案脚本与打包脚本均内置断言，24项勾稽不一致项为0</w:t>
+            </w:r>
+          </w:p>
+        </w:tc>
+        <w:tc>
+          <w:tcPr>
+            <w:tcW w:type="dxa" w:w="2268"/>
+          </w:tcPr>
+          <w:p>
+            <w:r>
+              <w:rPr>
+                <w:sz w:val="18"/>
+              </w:rPr>
+              <w:t>保证可按标准答案复核</w:t>
             </w:r>
           </w:p>
         </w:tc>
@@ -286,6 +430,18 @@
       <w:pPr>
         <w:spacing w:after="40"/>
       </w:pPr>
+    </w:p>
+    <w:p>
+      <w:pPr>
+        <w:spacing w:after="80" w:line="324" w:lineRule="auto"/>
+        <w:ind w:firstLine="420"/>
+      </w:pPr>
+      <w:r>
+        <w:rPr>
+          <w:b w:val="0"/>
+        </w:rPr>
+        <w:t>难度控制口径：本题的“难度分”按SOTA模型得分率计，目标区间42—48分，验收上限为50分。压低得分率的手段不是引入外部知识，而是增加链路长度、跨期口径冲突、异常分支与跨包互证；所有判断依据均能在附件内定位，保证题目本身可解、可通过。</w:t>
+      </w:r>
     </w:p>
     <w:p>
       <w:pPr>
@@ -296,7 +452,7 @@
           <w:b/>
           <w:sz w:val="30"/>
         </w:rPr>
-        <w:t>二、考点清单（6组19个考点，12个关键，标K）</w:t>
+        <w:t>二、考点清单（8组42个考点，15个关键，标K）</w:t>
       </w:r>
     </w:p>
     <w:p>
@@ -308,7 +464,7 @@
         <w:rPr>
           <w:b w:val="0"/>
         </w:rPr>
-        <w:t>考点按“数据治理—政策效力—逐单计提—分配调节—渠道—裁决与方案”六组排列，合计100分。编号A1-F5为考点序号，括号内K为关键考点的评分点编号。</w:t>
+        <w:t>考点按“数据治理—政策效力—V1—V2—V3—汇总与异常—渠道—裁决与方案”八组排列，合计100分。编号A1-H6为考点序号，括号内K为关键考点的评分点编号。</w:t>
       </w:r>
     </w:p>
     <w:p>
@@ -320,7 +476,7 @@
           <w:b/>
           <w:sz w:val="24"/>
         </w:rPr>
-        <w:t>第一组　数据治理（2个考点，2个关键，8分）</w:t>
+        <w:t>第一组　数据治理与口径（5个考点，2个关键，11分）</w:t>
       </w:r>
     </w:p>
     <w:tbl>
@@ -429,7 +585,7 @@
               <w:rPr>
                 <w:sz w:val="18"/>
               </w:rPr>
-              <w:t>订单去重与唯一性</w:t>
+              <w:t>订单去重与首次导入</w:t>
             </w:r>
           </w:p>
         </w:tc>
@@ -442,7 +598,7 @@
               <w:rPr>
                 <w:sz w:val="18"/>
               </w:rPr>
-              <w:t>订单主表732行中存在12条重复导入，须按《财务确认规则》第1条“以首次导入记录为准”去重，唯一订单720单；重复行不得重复计提，也不得整单剔除</w:t>
+              <w:t>订单主表732行含12条重复导入；按《财务确认规则》第1条“以首次导入记录为准”去重，唯一订单720单；重复行不得重复计提</w:t>
             </w:r>
           </w:p>
         </w:tc>
@@ -470,7 +626,7 @@
               <w:rPr>
                 <w:sz w:val="18"/>
               </w:rPr>
-              <w:t>A2（K2）</w:t>
+              <w:t>A2</w:t>
             </w:r>
           </w:p>
         </w:tc>
@@ -483,6 +639,60 @@
               <w:rPr>
                 <w:sz w:val="18"/>
               </w:rPr>
+              <w:t>重复行留痕与不得整单剔除</w:t>
+            </w:r>
+          </w:p>
+        </w:tc>
+        <w:tc>
+          <w:tcPr>
+            <w:tcW w:type="dxa" w:w="6009"/>
+          </w:tcPr>
+          <w:p>
+            <w:r>
+              <w:rPr>
+                <w:sz w:val="18"/>
+              </w:rPr>
+              <w:t>12条重复行须在数据治理说明中逐条列明保留/剔除对象，不得把重复订单整单删除，也不得把重复行金额并入基数</w:t>
+            </w:r>
+          </w:p>
+        </w:tc>
+        <w:tc>
+          <w:tcPr>
+            <w:tcW w:type="dxa" w:w="680"/>
+          </w:tcPr>
+          <w:p>
+            <w:r>
+              <w:rPr>
+                <w:sz w:val="18"/>
+              </w:rPr>
+              <w:t>2</w:t>
+            </w:r>
+          </w:p>
+        </w:tc>
+      </w:tr>
+      <w:tr>
+        <w:tc>
+          <w:tcPr>
+            <w:tcW w:type="dxa" w:w="907"/>
+          </w:tcPr>
+          <w:p>
+            <w:r>
+              <w:rPr>
+                <w:sz w:val="18"/>
+              </w:rPr>
+              <w:t>A3</w:t>
+            </w:r>
+          </w:p>
+        </w:tc>
+        <w:tc>
+          <w:tcPr>
+            <w:tcW w:type="dxa" w:w="1928"/>
+          </w:tcPr>
+          <w:p>
+            <w:r>
+              <w:rPr>
+                <w:sz w:val="18"/>
+              </w:rPr>
               <w:t>统计截止与期间归属</w:t>
             </w:r>
           </w:p>
@@ -496,7 +706,7 @@
               <w:rPr>
                 <w:sz w:val="18"/>
               </w:rPr>
-              <w:t>回款、退款、坏账一律截至2025-08-31；政策版本按“发货日期”归属，不得按订单日期或回款日期；2025年发货订单仍适用V3但渠道返利不结2025年度</w:t>
+              <w:t>回款、退款、坏账一律截至2025-08-31；截止日之后的事件不得计入；政策版本按发货日期而非订单日期、回款日期归属</w:t>
             </w:r>
           </w:p>
         </w:tc>
@@ -509,7 +719,115 @@
               <w:rPr>
                 <w:sz w:val="18"/>
               </w:rPr>
-              <w:t>4</w:t>
+              <w:t>2</w:t>
+            </w:r>
+          </w:p>
+        </w:tc>
+      </w:tr>
+      <w:tr>
+        <w:tc>
+          <w:tcPr>
+            <w:tcW w:type="dxa" w:w="907"/>
+          </w:tcPr>
+          <w:p>
+            <w:r>
+              <w:rPr>
+                <w:sz w:val="18"/>
+              </w:rPr>
+              <w:t>A4</w:t>
+            </w:r>
+          </w:p>
+        </w:tc>
+        <w:tc>
+          <w:tcPr>
+            <w:tcW w:type="dxa" w:w="1928"/>
+          </w:tcPr>
+          <w:p>
+            <w:r>
+              <w:rPr>
+                <w:sz w:val="18"/>
+              </w:rPr>
+              <w:t>含税/不含税与换算</w:t>
+            </w:r>
+          </w:p>
+        </w:tc>
+        <w:tc>
+          <w:tcPr>
+            <w:tcW w:type="dxa" w:w="6009"/>
+          </w:tcPr>
+          <w:p>
+            <w:r>
+              <w:rPr>
+                <w:sz w:val="18"/>
+              </w:rPr>
+              <w:t>V1、V2为含税口径；V3须将含税净回款除以1.13换算为不含税；渠道返利按含税净进货额，不得与佣金口径混用</w:t>
+            </w:r>
+          </w:p>
+        </w:tc>
+        <w:tc>
+          <w:tcPr>
+            <w:tcW w:type="dxa" w:w="680"/>
+          </w:tcPr>
+          <w:p>
+            <w:r>
+              <w:rPr>
+                <w:sz w:val="18"/>
+              </w:rPr>
+              <w:t>2</w:t>
+            </w:r>
+          </w:p>
+        </w:tc>
+      </w:tr>
+      <w:tr>
+        <w:tc>
+          <w:tcPr>
+            <w:tcW w:type="dxa" w:w="907"/>
+          </w:tcPr>
+          <w:p>
+            <w:r>
+              <w:rPr>
+                <w:sz w:val="18"/>
+              </w:rPr>
+              <w:t>A5</w:t>
+            </w:r>
+          </w:p>
+        </w:tc>
+        <w:tc>
+          <w:tcPr>
+            <w:tcW w:type="dxa" w:w="1928"/>
+          </w:tcPr>
+          <w:p>
+            <w:r>
+              <w:rPr>
+                <w:sz w:val="18"/>
+              </w:rPr>
+              <w:t>源数据异常识别</w:t>
+            </w:r>
+          </w:p>
+        </w:tc>
+        <w:tc>
+          <w:tcPr>
+            <w:tcW w:type="dxa" w:w="6009"/>
+          </w:tcPr>
+          <w:p>
+            <w:r>
+              <w:rPr>
+                <w:sz w:val="18"/>
+              </w:rPr>
+              <w:t>须识别12条重复导入、17个V3无回款订单、12个负净回款订单、零金额/零回款记录，并逐类给出处理结论</w:t>
+            </w:r>
+          </w:p>
+        </w:tc>
+        <w:tc>
+          <w:tcPr>
+            <w:tcW w:type="dxa" w:w="680"/>
+          </w:tcPr>
+          <w:p>
+            <w:r>
+              <w:rPr>
+                <w:sz w:val="18"/>
+              </w:rPr>
+              <w:t>1</w:t>
             </w:r>
           </w:p>
         </w:tc>
@@ -529,7 +847,7 @@
           <w:b/>
           <w:sz w:val="24"/>
         </w:rPr>
-        <w:t>第二组　政策效力（3个考点，2个关键，12分）</w:t>
+        <w:t>第二组　政策效力与版本归属（5个考点，2个关键，12分）</w:t>
       </w:r>
     </w:p>
     <w:tbl>
@@ -625,7 +943,7 @@
               <w:rPr>
                 <w:sz w:val="18"/>
               </w:rPr>
-              <w:t>B1（K3）</w:t>
+              <w:t>B1（K2）</w:t>
             </w:r>
           </w:p>
         </w:tc>
@@ -638,7 +956,7 @@
               <w:rPr>
                 <w:sz w:val="18"/>
               </w:rPr>
-              <w:t>三版政策适用边界</w:t>
+              <w:t>政策按发货日期归属</w:t>
             </w:r>
           </w:p>
         </w:tc>
@@ -651,7 +969,7 @@
               <w:rPr>
                 <w:sz w:val="18"/>
               </w:rPr>
-              <w:t>V1=2022年发货168单、V2=2023年发货197单、V3=2024-01-01至2025-08-31发货355单，三段合计须等于720单</w:t>
+              <w:t>V1适用于2022年发货订单，V2适用于2023年发货订单，V3适用于2024-01-01至2025-08-31发货订单；2025年发货仍适用V3</w:t>
             </w:r>
           </w:p>
         </w:tc>
@@ -679,7 +997,7 @@
               <w:rPr>
                 <w:sz w:val="18"/>
               </w:rPr>
-              <w:t>B2（K4）</w:t>
+              <w:t>B2</w:t>
             </w:r>
           </w:p>
         </w:tc>
@@ -692,7 +1010,7 @@
               <w:rPr>
                 <w:sz w:val="18"/>
               </w:rPr>
-              <w:t>文件效力与追溯</w:t>
+              <w:t>三版订单边界</w:t>
             </w:r>
           </w:p>
         </w:tc>
@@ -705,7 +1023,7 @@
               <w:rPr>
                 <w:sz w:val="18"/>
               </w:rPr>
-              <w:t>2023-03-10会议纪要为“讨论稿、未形成正式发文”，不得作为V2自2023-04-01执行的依据；睿联销字〔2023〕07号明确自2023-01-01追溯执行，故1-3月订单仍按V2而非V1</w:t>
+              <w:t>V1/V2/V3分别为168/197/355单，三段之和须等于720单；边界错一单即造成人员汇总与勾稽连锁失分</w:t>
             </w:r>
           </w:p>
         </w:tc>
@@ -718,7 +1036,7 @@
               <w:rPr>
                 <w:sz w:val="18"/>
               </w:rPr>
-              <w:t>5</w:t>
+              <w:t>3</w:t>
             </w:r>
           </w:p>
         </w:tc>
@@ -746,7 +1064,7 @@
               <w:rPr>
                 <w:sz w:val="18"/>
               </w:rPr>
-              <w:t>渠道单费率文件</w:t>
+              <w:t>讨论稿无效</w:t>
             </w:r>
           </w:p>
         </w:tc>
@@ -759,7 +1077,7 @@
               <w:rPr>
                 <w:sz w:val="18"/>
               </w:rPr>
-              <w:t>睿联销字〔2024〕15号明确渠道单佣金按直销费率减半（1.5%），目的是避免与渠道返利重复激励；渠道返利不得计入佣金计提基数</w:t>
+              <w:t>2023-03-10经营会纪要为“讨论稿、未形成正式发文”，不得作为V2自2023-04-01执行的依据</w:t>
             </w:r>
           </w:p>
         </w:tc>
@@ -772,7 +1090,115 @@
               <w:rPr>
                 <w:sz w:val="18"/>
               </w:rPr>
-              <w:t>3</w:t>
+              <w:t>2</w:t>
+            </w:r>
+          </w:p>
+        </w:tc>
+      </w:tr>
+      <w:tr>
+        <w:tc>
+          <w:tcPr>
+            <w:tcW w:type="dxa" w:w="907"/>
+          </w:tcPr>
+          <w:p>
+            <w:r>
+              <w:rPr>
+                <w:sz w:val="18"/>
+              </w:rPr>
+              <w:t>B4</w:t>
+            </w:r>
+          </w:p>
+        </w:tc>
+        <w:tc>
+          <w:tcPr>
+            <w:tcW w:type="dxa" w:w="1928"/>
+          </w:tcPr>
+          <w:p>
+            <w:r>
+              <w:rPr>
+                <w:sz w:val="18"/>
+              </w:rPr>
+              <w:t>正式发文追溯</w:t>
+            </w:r>
+          </w:p>
+        </w:tc>
+        <w:tc>
+          <w:tcPr>
+            <w:tcW w:type="dxa" w:w="6009"/>
+          </w:tcPr>
+          <w:p>
+            <w:r>
+              <w:rPr>
+                <w:sz w:val="18"/>
+              </w:rPr>
+              <w:t>睿联销字〔2023〕07号明确V2自2023-01-01追溯执行，故2023年1-3月订单仍按V2而非V1</w:t>
+            </w:r>
+          </w:p>
+        </w:tc>
+        <w:tc>
+          <w:tcPr>
+            <w:tcW w:type="dxa" w:w="680"/>
+          </w:tcPr>
+          <w:p>
+            <w:r>
+              <w:rPr>
+                <w:sz w:val="18"/>
+              </w:rPr>
+              <w:t>2</w:t>
+            </w:r>
+          </w:p>
+        </w:tc>
+      </w:tr>
+      <w:tr>
+        <w:tc>
+          <w:tcPr>
+            <w:tcW w:type="dxa" w:w="907"/>
+          </w:tcPr>
+          <w:p>
+            <w:r>
+              <w:rPr>
+                <w:sz w:val="18"/>
+              </w:rPr>
+              <w:t>B5</w:t>
+            </w:r>
+          </w:p>
+        </w:tc>
+        <w:tc>
+          <w:tcPr>
+            <w:tcW w:type="dxa" w:w="1928"/>
+          </w:tcPr>
+          <w:p>
+            <w:r>
+              <w:rPr>
+                <w:sz w:val="18"/>
+              </w:rPr>
+              <w:t>跨期与结算期</w:t>
+            </w:r>
+          </w:p>
+        </w:tc>
+        <w:tc>
+          <w:tcPr>
+            <w:tcW w:type="dxa" w:w="6009"/>
+          </w:tcPr>
+          <w:p>
+            <w:r>
+              <w:rPr>
+                <w:sz w:val="18"/>
+              </w:rPr>
+              <w:t>2025年发货订单按V3计提但渠道返利2025年度未到结算期，不得提前结付</w:t>
+            </w:r>
+          </w:p>
+        </w:tc>
+        <w:tc>
+          <w:tcPr>
+            <w:tcW w:type="dxa" w:w="680"/>
+          </w:tcPr>
+          <w:p>
+            <w:r>
+              <w:rPr>
+                <w:sz w:val="18"/>
+              </w:rPr>
+              <w:t>1</w:t>
             </w:r>
           </w:p>
         </w:tc>
@@ -792,7 +1218,7 @@
           <w:b/>
           <w:sz w:val="24"/>
         </w:rPr>
-        <w:t>第三组　逐单计提（4个考点，3个关键，26分）</w:t>
+        <w:t>第三组　V1逐单清算（5个考点，2个关键，12分）</w:t>
       </w:r>
     </w:p>
     <w:tbl>
@@ -888,7 +1314,7 @@
               <w:rPr>
                 <w:sz w:val="18"/>
               </w:rPr>
-              <w:t>C1（K5）</w:t>
+              <w:t>C1（K3）</w:t>
             </w:r>
           </w:p>
         </w:tc>
@@ -901,7 +1327,7 @@
               <w:rPr>
                 <w:sz w:val="18"/>
               </w:rPr>
-              <w:t>V1基数与90%门槛</w:t>
+              <w:t>V1计提基数</w:t>
             </w:r>
           </w:p>
         </w:tc>
@@ -914,7 +1340,7 @@
               <w:rPr>
                 <w:sz w:val="18"/>
               </w:rPr>
-              <w:t>基数=含税发货额-退货；费率3%，新客户首单4%；回款率=（含税回款-退货）/含税发货额，≥90%才计提，38单未达门槛须挂账不发放、不结转</w:t>
+              <w:t>基数=含税发货额-退货金额；不得以订单额直接乘费率，也不得漏减退货</w:t>
             </w:r>
           </w:p>
         </w:tc>
@@ -927,7 +1353,7 @@
               <w:rPr>
                 <w:sz w:val="18"/>
               </w:rPr>
-              <w:t>7</w:t>
+              <w:t>3</w:t>
             </w:r>
           </w:p>
         </w:tc>
@@ -942,7 +1368,7 @@
               <w:rPr>
                 <w:sz w:val="18"/>
               </w:rPr>
-              <w:t>C2（K6）</w:t>
+              <w:t>C2（K4）</w:t>
             </w:r>
           </w:p>
         </w:tc>
@@ -955,7 +1381,7 @@
               <w:rPr>
                 <w:sz w:val="18"/>
               </w:rPr>
-              <w:t>V2事件流与超额累进</w:t>
+              <w:t>回款率90%门槛</w:t>
             </w:r>
           </w:p>
         </w:tc>
@@ -968,7 +1394,7 @@
               <w:rPr>
                 <w:sz w:val="18"/>
               </w:rPr>
-              <w:t>基数=含税回款-退款，按事件时间顺序累计；单笔订单累计回款超500万元的部分按5%，其余3.5%；退款按3.5%冲减；离职次月起回款不再计提</w:t>
+              <w:t>回款率=（含税回款-退货）/含税发货额，≥90%才计提；168单中130单达标、38单挂账</w:t>
             </w:r>
           </w:p>
         </w:tc>
@@ -981,7 +1407,7 @@
               <w:rPr>
                 <w:sz w:val="18"/>
               </w:rPr>
-              <w:t>6</w:t>
+              <w:t>4</w:t>
             </w:r>
           </w:p>
         </w:tc>
@@ -996,7 +1422,7 @@
               <w:rPr>
                 <w:sz w:val="18"/>
               </w:rPr>
-              <w:t>C3（K7）</w:t>
+              <w:t>C3</w:t>
             </w:r>
           </w:p>
         </w:tc>
@@ -1009,7 +1435,7 @@
               <w:rPr>
                 <w:sz w:val="18"/>
               </w:rPr>
-              <w:t>V3净回款口径</w:t>
+              <w:t>挂账不结转</w:t>
             </w:r>
           </w:p>
         </w:tc>
@@ -1022,7 +1448,7 @@
               <w:rPr>
                 <w:sz w:val="18"/>
               </w:rPr>
-              <w:t>基数=（含税回款-退款-坏账核销）/1.13；坏账作为负事件冲减；直销3%、渠道单1.5%；未除税或漏扣坏账为主要失分点</w:t>
+              <w:t>未达90%的38单须挂账，不得发放、不得结转以后期间；挂账金额不计入应发</w:t>
             </w:r>
           </w:p>
         </w:tc>
@@ -1035,7 +1461,7 @@
               <w:rPr>
                 <w:sz w:val="18"/>
               </w:rPr>
-              <w:t>7</w:t>
+              <w:t>2</w:t>
             </w:r>
           </w:p>
         </w:tc>
@@ -1063,7 +1489,7 @@
               <w:rPr>
                 <w:sz w:val="18"/>
               </w:rPr>
-              <w:t>合作单拆分</w:t>
+              <w:t>新客户首单费率</w:t>
             </w:r>
           </w:p>
         </w:tc>
@@ -1076,7 +1502,7 @@
               <w:rPr>
                 <w:sz w:val="18"/>
               </w:rPr>
-              <w:t>V1/V2合作单全部归签约人；V3（2024年起）按主谈70%、协助30%拆分，协作销售须在订单清算表中单独体现</w:t>
+              <w:t>新客户首单4%，其他3%；须按订单属性逐单判断，不得全量套3%</w:t>
             </w:r>
           </w:p>
         </w:tc>
@@ -1089,7 +1515,61 @@
               <w:rPr>
                 <w:sz w:val="18"/>
               </w:rPr>
-              <w:t>6</w:t>
+              <w:t>1</w:t>
+            </w:r>
+          </w:p>
+        </w:tc>
+      </w:tr>
+      <w:tr>
+        <w:tc>
+          <w:tcPr>
+            <w:tcW w:type="dxa" w:w="907"/>
+          </w:tcPr>
+          <w:p>
+            <w:r>
+              <w:rPr>
+                <w:sz w:val="18"/>
+              </w:rPr>
+              <w:t>C5</w:t>
+            </w:r>
+          </w:p>
+        </w:tc>
+        <w:tc>
+          <w:tcPr>
+            <w:tcW w:type="dxa" w:w="1928"/>
+          </w:tcPr>
+          <w:p>
+            <w:r>
+              <w:rPr>
+                <w:sz w:val="18"/>
+              </w:rPr>
+              <w:t>V1月度封顶</w:t>
+            </w:r>
+          </w:p>
+        </w:tc>
+        <w:tc>
+          <w:tcPr>
+            <w:tcW w:type="dxa" w:w="6009"/>
+          </w:tcPr>
+          <w:p>
+            <w:r>
+              <w:rPr>
+                <w:sz w:val="18"/>
+              </w:rPr>
+              <w:t>按“人×年月”累计，封顶为10倍月基本工资；超出部分当月扣减、不结转</w:t>
+            </w:r>
+          </w:p>
+        </w:tc>
+        <w:tc>
+          <w:tcPr>
+            <w:tcW w:type="dxa" w:w="680"/>
+          </w:tcPr>
+          <w:p>
+            <w:r>
+              <w:rPr>
+                <w:sz w:val="18"/>
+              </w:rPr>
+              <w:t>2</w:t>
             </w:r>
           </w:p>
         </w:tc>
@@ -1109,7 +1589,7 @@
           <w:b/>
           <w:sz w:val="24"/>
         </w:rPr>
-        <w:t>第四组　分配与调节（4个考点，2个关键，16分）</w:t>
+        <w:t>第四组　V2逐单清算（5个考点，2个关键，12分）</w:t>
       </w:r>
     </w:p>
     <w:tbl>
@@ -1205,7 +1685,7 @@
               <w:rPr>
                 <w:sz w:val="18"/>
               </w:rPr>
-              <w:t>D1</w:t>
+              <w:t>D1（K5）</w:t>
             </w:r>
           </w:p>
         </w:tc>
@@ -1218,7 +1698,7 @@
               <w:rPr>
                 <w:sz w:val="18"/>
               </w:rPr>
-              <w:t>个人与团队池分配</w:t>
+              <w:t>V2事件流</w:t>
             </w:r>
           </w:p>
         </w:tc>
@@ -1231,7 +1711,7 @@
               <w:rPr>
                 <w:sz w:val="18"/>
               </w:rPr>
-              <w:t>V3佣金总额按个人80%、团队池20%拆分；团队池不是个人应发，须单列，不得混入个人差额</w:t>
+              <w:t>基数=含税回款-退款，须按事件日期排序后逐笔累计；不得用期末汇总数替代事件流</w:t>
             </w:r>
           </w:p>
         </w:tc>
@@ -1259,7 +1739,7 @@
               <w:rPr>
                 <w:sz w:val="18"/>
               </w:rPr>
-              <w:t>D2（K8）</w:t>
+              <w:t>D2</w:t>
             </w:r>
           </w:p>
         </w:tc>
@@ -1272,7 +1752,7 @@
               <w:rPr>
                 <w:sz w:val="18"/>
               </w:rPr>
-              <w:t>月度封顶</w:t>
+              <w:t>500万元超额累进</w:t>
             </w:r>
           </w:p>
         </w:tc>
@@ -1285,7 +1765,7 @@
               <w:rPr>
                 <w:sz w:val="18"/>
               </w:rPr>
-              <w:t>V1按10倍月基本工资、V3按12倍；按“人×年月”累计，超出部分不结转以后月份；全期封顶扣减605.21万元、涉及39人</w:t>
+              <w:t>单笔订单累计回款500万元以内3.5%，超出部分5%；须逐笔判断累计额跨档，不得整单套5%</w:t>
             </w:r>
           </w:p>
         </w:tc>
@@ -1298,7 +1778,7 @@
               <w:rPr>
                 <w:sz w:val="18"/>
               </w:rPr>
-              <w:t>5</w:t>
+              <w:t>3</w:t>
             </w:r>
           </w:p>
         </w:tc>
@@ -1313,7 +1793,7 @@
               <w:rPr>
                 <w:sz w:val="18"/>
               </w:rPr>
-              <w:t>D3（K9）</w:t>
+              <w:t>D3</w:t>
             </w:r>
           </w:p>
         </w:tc>
@@ -1326,7 +1806,7 @@
               <w:rPr>
                 <w:sz w:val="18"/>
               </w:rPr>
-              <w:t>新人保底</w:t>
+              <w:t>退款冲减</w:t>
             </w:r>
           </w:p>
         </w:tc>
@@ -1339,7 +1819,7 @@
               <w:rPr>
                 <w:sz w:val="18"/>
               </w:rPr>
-              <w:t>仅限入职前3个自然月，月佣金不足8000元补足；不得按全年12个月发放；全期补差22.18万元、涉及10人</w:t>
+              <w:t>退款按3.5%冲减已计提佣金；退款发生跨期时须回到原订单事件流，不得只冲当期</w:t>
             </w:r>
           </w:p>
         </w:tc>
@@ -1352,7 +1832,7 @@
               <w:rPr>
                 <w:sz w:val="18"/>
               </w:rPr>
-              <w:t>4</w:t>
+              <w:t>2</w:t>
             </w:r>
           </w:p>
         </w:tc>
@@ -1380,7 +1860,7 @@
               <w:rPr>
                 <w:sz w:val="18"/>
               </w:rPr>
-              <w:t>团队池发放条件</w:t>
+              <w:t>离职次月停计</w:t>
             </w:r>
           </w:p>
         </w:tc>
@@ -1393,7 +1873,7 @@
               <w:rPr>
                 <w:sz w:val="18"/>
               </w:rPr>
-              <w:t>团队年度目标达成率≥100%方可发放，未达标留存不发放；2024年华东、西北、华中3个团队达标，可发128.31万元</w:t>
+              <w:t>离职人员自离职次月起回款不再计提；离职当月及以前仍按规则计提</w:t>
             </w:r>
           </w:p>
         </w:tc>
@@ -1406,7 +1886,61 @@
               <w:rPr>
                 <w:sz w:val="18"/>
               </w:rPr>
-              <w:t>4</w:t>
+              <w:t>2</w:t>
+            </w:r>
+          </w:p>
+        </w:tc>
+      </w:tr>
+      <w:tr>
+        <w:tc>
+          <w:tcPr>
+            <w:tcW w:type="dxa" w:w="907"/>
+          </w:tcPr>
+          <w:p>
+            <w:r>
+              <w:rPr>
+                <w:sz w:val="18"/>
+              </w:rPr>
+              <w:t>D5</w:t>
+            </w:r>
+          </w:p>
+        </w:tc>
+        <w:tc>
+          <w:tcPr>
+            <w:tcW w:type="dxa" w:w="1928"/>
+          </w:tcPr>
+          <w:p>
+            <w:r>
+              <w:rPr>
+                <w:sz w:val="18"/>
+              </w:rPr>
+              <w:t>V2无封顶与跨年</w:t>
+            </w:r>
+          </w:p>
+        </w:tc>
+        <w:tc>
+          <w:tcPr>
+            <w:tcW w:type="dxa" w:w="6009"/>
+          </w:tcPr>
+          <w:p>
+            <w:r>
+              <w:rPr>
+                <w:sz w:val="18"/>
+              </w:rPr>
+              <w:t>V2不设封顶；跨年回款仍归原订单政策版本，不得按回款年度重新归属</w:t>
+            </w:r>
+          </w:p>
+        </w:tc>
+        <w:tc>
+          <w:tcPr>
+            <w:tcW w:type="dxa" w:w="680"/>
+          </w:tcPr>
+          <w:p>
+            <w:r>
+              <w:rPr>
+                <w:sz w:val="18"/>
+              </w:rPr>
+              <w:t>2</w:t>
             </w:r>
           </w:p>
         </w:tc>
@@ -1426,7 +1960,7 @@
           <w:b/>
           <w:sz w:val="24"/>
         </w:rPr>
-        <w:t>第五组　渠道返利（1个考点，1个关键，12分）</w:t>
+        <w:t>第五组　V3逐单清算（6个考点，3个关键，17分）</w:t>
       </w:r>
     </w:p>
     <w:tbl>
@@ -1522,7 +2056,7 @@
               <w:rPr>
                 <w:sz w:val="18"/>
               </w:rPr>
-              <w:t>E1（K10）</w:t>
+              <w:t>E1（K6）</w:t>
             </w:r>
           </w:p>
         </w:tc>
@@ -1535,7 +2069,7 @@
               <w:rPr>
                 <w:sz w:val="18"/>
               </w:rPr>
-              <w:t>返利阶梯、保底与年度</w:t>
+              <w:t>V3净回款口径</w:t>
             </w:r>
           </w:p>
         </w:tc>
@@ -1548,7 +2082,7 @@
               <w:rPr>
                 <w:sz w:val="18"/>
               </w:rPr>
-              <w:t>按年度含税净进货额（发货额-退货）套2%-5%阶梯；协议有保底条款的按“阶梯与保底孰高”；次年1月结算；2025年度未到结算期不计；40家渠道×4个年度=160行须全部有结论</w:t>
+              <w:t>基数=（含税回款-退款-坏账核销）/1.13；未除税、漏扣坏账、把退货只冲收入不冲基数均为高频错误</w:t>
             </w:r>
           </w:p>
         </w:tc>
@@ -1561,7 +2095,277 @@
               <w:rPr>
                 <w:sz w:val="18"/>
               </w:rPr>
-              <w:t>12</w:t>
+              <w:t>4</w:t>
+            </w:r>
+          </w:p>
+        </w:tc>
+      </w:tr>
+      <w:tr>
+        <w:tc>
+          <w:tcPr>
+            <w:tcW w:type="dxa" w:w="907"/>
+          </w:tcPr>
+          <w:p>
+            <w:r>
+              <w:rPr>
+                <w:sz w:val="18"/>
+              </w:rPr>
+              <w:t>E2</w:t>
+            </w:r>
+          </w:p>
+        </w:tc>
+        <w:tc>
+          <w:tcPr>
+            <w:tcW w:type="dxa" w:w="1928"/>
+          </w:tcPr>
+          <w:p>
+            <w:r>
+              <w:rPr>
+                <w:sz w:val="18"/>
+              </w:rPr>
+              <w:t>直销与渠道单费率</w:t>
+            </w:r>
+          </w:p>
+        </w:tc>
+        <w:tc>
+          <w:tcPr>
+            <w:tcW w:type="dxa" w:w="6009"/>
+          </w:tcPr>
+          <w:p>
+            <w:r>
+              <w:rPr>
+                <w:sz w:val="18"/>
+              </w:rPr>
+              <w:t>V3直销3%、渠道单1.5%；渠道单费率减半，避免与渠道返利重复激励</w:t>
+            </w:r>
+          </w:p>
+        </w:tc>
+        <w:tc>
+          <w:tcPr>
+            <w:tcW w:type="dxa" w:w="680"/>
+          </w:tcPr>
+          <w:p>
+            <w:r>
+              <w:rPr>
+                <w:sz w:val="18"/>
+              </w:rPr>
+              <w:t>3</w:t>
+            </w:r>
+          </w:p>
+        </w:tc>
+      </w:tr>
+      <w:tr>
+        <w:tc>
+          <w:tcPr>
+            <w:tcW w:type="dxa" w:w="907"/>
+          </w:tcPr>
+          <w:p>
+            <w:r>
+              <w:rPr>
+                <w:sz w:val="18"/>
+              </w:rPr>
+              <w:t>E3</w:t>
+            </w:r>
+          </w:p>
+        </w:tc>
+        <w:tc>
+          <w:tcPr>
+            <w:tcW w:type="dxa" w:w="1928"/>
+          </w:tcPr>
+          <w:p>
+            <w:r>
+              <w:rPr>
+                <w:sz w:val="18"/>
+              </w:rPr>
+              <w:t>坏账负事件</w:t>
+            </w:r>
+          </w:p>
+        </w:tc>
+        <w:tc>
+          <w:tcPr>
+            <w:tcW w:type="dxa" w:w="6009"/>
+          </w:tcPr>
+          <w:p>
+            <w:r>
+              <w:rPr>
+                <w:sz w:val="18"/>
+              </w:rPr>
+              <w:t>坏账核销作为负事件冲减净回款；已核销订单不得继续按原回款额计提，须逐单留痕</w:t>
+            </w:r>
+          </w:p>
+        </w:tc>
+        <w:tc>
+          <w:tcPr>
+            <w:tcW w:type="dxa" w:w="680"/>
+          </w:tcPr>
+          <w:p>
+            <w:r>
+              <w:rPr>
+                <w:sz w:val="18"/>
+              </w:rPr>
+              <w:t>3</w:t>
+            </w:r>
+          </w:p>
+        </w:tc>
+      </w:tr>
+      <w:tr>
+        <w:tc>
+          <w:tcPr>
+            <w:tcW w:type="dxa" w:w="907"/>
+          </w:tcPr>
+          <w:p>
+            <w:r>
+              <w:rPr>
+                <w:sz w:val="18"/>
+              </w:rPr>
+              <w:t>E4（K7）</w:t>
+            </w:r>
+          </w:p>
+        </w:tc>
+        <w:tc>
+          <w:tcPr>
+            <w:tcW w:type="dxa" w:w="1928"/>
+          </w:tcPr>
+          <w:p>
+            <w:r>
+              <w:rPr>
+                <w:sz w:val="18"/>
+              </w:rPr>
+              <w:t>合作单70:30</w:t>
+            </w:r>
+          </w:p>
+        </w:tc>
+        <w:tc>
+          <w:tcPr>
+            <w:tcW w:type="dxa" w:w="6009"/>
+          </w:tcPr>
+          <w:p>
+            <w:r>
+              <w:rPr>
+                <w:sz w:val="18"/>
+              </w:rPr>
+              <w:t>2024年起合作单按主谈70%、协助30%拆分；V1/V2合作单全归签约人；协作销售须在订单表单独体现</w:t>
+            </w:r>
+          </w:p>
+        </w:tc>
+        <w:tc>
+          <w:tcPr>
+            <w:tcW w:type="dxa" w:w="680"/>
+          </w:tcPr>
+          <w:p>
+            <w:r>
+              <w:rPr>
+                <w:sz w:val="18"/>
+              </w:rPr>
+              <w:t>3</w:t>
+            </w:r>
+          </w:p>
+        </w:tc>
+      </w:tr>
+      <w:tr>
+        <w:tc>
+          <w:tcPr>
+            <w:tcW w:type="dxa" w:w="907"/>
+          </w:tcPr>
+          <w:p>
+            <w:r>
+              <w:rPr>
+                <w:sz w:val="18"/>
+              </w:rPr>
+              <w:t>E5</w:t>
+            </w:r>
+          </w:p>
+        </w:tc>
+        <w:tc>
+          <w:tcPr>
+            <w:tcW w:type="dxa" w:w="1928"/>
+          </w:tcPr>
+          <w:p>
+            <w:r>
+              <w:rPr>
+                <w:sz w:val="18"/>
+              </w:rPr>
+              <w:t>个人80%与团队池20%</w:t>
+            </w:r>
+          </w:p>
+        </w:tc>
+        <w:tc>
+          <w:tcPr>
+            <w:tcW w:type="dxa" w:w="6009"/>
+          </w:tcPr>
+          <w:p>
+            <w:r>
+              <w:rPr>
+                <w:sz w:val="18"/>
+              </w:rPr>
+              <w:t>V3佣金总额按个人80%、团队池20%拆分；团队池不是个人应发，不得混入个人差额</w:t>
+            </w:r>
+          </w:p>
+        </w:tc>
+        <w:tc>
+          <w:tcPr>
+            <w:tcW w:type="dxa" w:w="680"/>
+          </w:tcPr>
+          <w:p>
+            <w:r>
+              <w:rPr>
+                <w:sz w:val="18"/>
+              </w:rPr>
+              <w:t>2</w:t>
+            </w:r>
+          </w:p>
+        </w:tc>
+      </w:tr>
+      <w:tr>
+        <w:tc>
+          <w:tcPr>
+            <w:tcW w:type="dxa" w:w="907"/>
+          </w:tcPr>
+          <w:p>
+            <w:r>
+              <w:rPr>
+                <w:sz w:val="18"/>
+              </w:rPr>
+              <w:t>E6（K8）</w:t>
+            </w:r>
+          </w:p>
+        </w:tc>
+        <w:tc>
+          <w:tcPr>
+            <w:tcW w:type="dxa" w:w="1928"/>
+          </w:tcPr>
+          <w:p>
+            <w:r>
+              <w:rPr>
+                <w:sz w:val="18"/>
+              </w:rPr>
+              <w:t>V3月度封顶</w:t>
+            </w:r>
+          </w:p>
+        </w:tc>
+        <w:tc>
+          <w:tcPr>
+            <w:tcW w:type="dxa" w:w="6009"/>
+          </w:tcPr>
+          <w:p>
+            <w:r>
+              <w:rPr>
+                <w:sz w:val="18"/>
+              </w:rPr>
+              <w:t>按“人×年月”累计，封顶为12倍月基本工资；全期封顶扣减605.21万元、涉及39人，超出部分不结转</w:t>
+            </w:r>
+          </w:p>
+        </w:tc>
+        <w:tc>
+          <w:tcPr>
+            <w:tcW w:type="dxa" w:w="680"/>
+          </w:tcPr>
+          <w:p>
+            <w:r>
+              <w:rPr>
+                <w:sz w:val="18"/>
+              </w:rPr>
+              <w:t>2</w:t>
             </w:r>
           </w:p>
         </w:tc>
@@ -1581,7 +2385,7 @@
           <w:b/>
           <w:sz w:val="24"/>
         </w:rPr>
-        <w:t>第六组　裁决、方案与勾稽（5个考点，2个关键，26分）</w:t>
+        <w:t>第六组　人员汇总、异常与团队池（6个考点，2个关键，14分）</w:t>
       </w:r>
     </w:p>
     <w:tbl>
@@ -1690,7 +2494,7 @@
               <w:rPr>
                 <w:sz w:val="18"/>
               </w:rPr>
-              <w:t>争议裁决</w:t>
+              <w:t>逐人三类应发</w:t>
             </w:r>
           </w:p>
         </w:tc>
@@ -1703,7 +2507,7 @@
               <w:rPr>
                 <w:sz w:val="18"/>
               </w:rPr>
-              <w:t>60件争议须逐单对照政策与财务规则裁决，不得按申诉金额全额支持；结论分支持/部分支持/不支持三类，须给出条款依据；裁决合计660.51万元，申诉合计1575.07万元</w:t>
+              <w:t>按人汇总V1/V2/V3个人应发，叠加新人保底补差；不得用“应发-已发”的正负号代替逐人判断</w:t>
             </w:r>
           </w:p>
         </w:tc>
@@ -1716,7 +2520,7 @@
               <w:rPr>
                 <w:sz w:val="18"/>
               </w:rPr>
-              <w:t>8</w:t>
+              <w:t>2</w:t>
             </w:r>
           </w:p>
         </w:tc>
@@ -1731,7 +2535,7 @@
               <w:rPr>
                 <w:sz w:val="18"/>
               </w:rPr>
-              <w:t>F2（K11）</w:t>
+              <w:t>F2</w:t>
             </w:r>
           </w:p>
         </w:tc>
@@ -1744,7 +2548,7 @@
               <w:rPr>
                 <w:sz w:val="18"/>
               </w:rPr>
-              <w:t>管理层错误要求驳回</w:t>
+              <w:t>新人保底</w:t>
             </w:r>
           </w:p>
         </w:tc>
@@ -1757,7 +2561,7 @@
               <w:rPr>
                 <w:sz w:val="18"/>
               </w:rPr>
-              <w:t>12项要求逐条驳回，每项须写明违反的具体条款；重点包括V3不溯及2022-2023、封顶不可取消、讨论稿无效、坏账视同回款错误、团队池不得按人头平均</w:t>
+              <w:t>仅限入职前3个自然月，月佣金不足8000元补足；全期补差22.18万元、涉及10人；不得按全年12个月发放</w:t>
             </w:r>
           </w:p>
         </w:tc>
@@ -1770,7 +2574,7 @@
               <w:rPr>
                 <w:sz w:val="18"/>
               </w:rPr>
-              <w:t>6</w:t>
+              <w:t>2</w:t>
             </w:r>
           </w:p>
         </w:tc>
@@ -1785,7 +2589,7 @@
               <w:rPr>
                 <w:sz w:val="18"/>
               </w:rPr>
-              <w:t>F3（K12）</w:t>
+              <w:t>F3（K9）</w:t>
             </w:r>
           </w:p>
         </w:tc>
@@ -1798,7 +2602,7 @@
               <w:rPr>
                 <w:sz w:val="18"/>
               </w:rPr>
-              <w:t>新方案设计与回测</w:t>
+              <w:t>团队池发放条件</w:t>
             </w:r>
           </w:p>
         </w:tc>
@@ -1811,7 +2615,7 @@
               <w:rPr>
                 <w:sz w:val="18"/>
               </w:rPr>
-              <w:t>须给出基数、分档费率、渠道费率、个人/团队比例、封顶、保底、离职与清算周期等完整参数，并用2024年全年订单回测；新方案成本1430.78万元，较旧方案1295.47万元增长10.44%，须≤15%</w:t>
+              <w:t>团队年度目标达成率≥100%方可发放，未达标留存；2024年华东、西北、华中3个团队达标，可发128.31万元</w:t>
             </w:r>
           </w:p>
         </w:tc>
@@ -1824,7 +2628,7 @@
               <w:rPr>
                 <w:sz w:val="18"/>
               </w:rPr>
-              <w:t>6</w:t>
+              <w:t>3</w:t>
             </w:r>
           </w:p>
         </w:tc>
@@ -1852,7 +2656,7 @@
               <w:rPr>
                 <w:sz w:val="18"/>
               </w:rPr>
-              <w:t>敏感性分析</w:t>
+              <w:t>已发台账不作应发</w:t>
             </w:r>
           </w:p>
         </w:tc>
@@ -1865,7 +2669,7 @@
               <w:rPr>
                 <w:sz w:val="18"/>
               </w:rPr>
-              <w:t>按回款增长率（-10%/0/+10%）×直销费率（-0.2pp/0/+0.2pp）形成9组，逐人重算而非整体乘系数；结果区间1196.80万-1682.31万元</w:t>
+              <w:t>佣金已发台账480条为财务实付数，只能用于差额比对，不得直接作为应发依据</w:t>
             </w:r>
           </w:p>
         </w:tc>
@@ -1878,7 +2682,7 @@
               <w:rPr>
                 <w:sz w:val="18"/>
               </w:rPr>
-              <w:t>3</w:t>
+              <w:t>2</w:t>
             </w:r>
           </w:p>
         </w:tc>
@@ -1893,7 +2697,7 @@
               <w:rPr>
                 <w:sz w:val="18"/>
               </w:rPr>
-              <w:t>F5</w:t>
+              <w:t>F5（K10）</w:t>
             </w:r>
           </w:p>
         </w:tc>
@@ -1906,7 +2710,7 @@
               <w:rPr>
                 <w:sz w:val="18"/>
               </w:rPr>
-              <w:t>勾稽自检</w:t>
+              <w:t>13条异常预发</w:t>
             </w:r>
           </w:p>
         </w:tc>
@@ -1919,7 +2723,7 @@
               <w:rPr>
                 <w:sz w:val="18"/>
               </w:rPr>
-              <w:t>20项勾稽须全部闭合：订单数、三版单数、逐单与人员汇总、团队池、已发台账、应补应追回、渠道返利、争议、新旧方案</w:t>
+              <w:t>13人存在“按含税开票额预发/预发比例错误/待核实未发放”三类异常；须逐人列已发、应发、差额及应补/应追回结论</w:t>
             </w:r>
           </w:p>
         </w:tc>
@@ -1932,7 +2736,803 @@
               <w:rPr>
                 <w:sz w:val="18"/>
               </w:rPr>
+              <w:t>4</w:t>
+            </w:r>
+          </w:p>
+        </w:tc>
+      </w:tr>
+      <w:tr>
+        <w:tc>
+          <w:tcPr>
+            <w:tcW w:type="dxa" w:w="907"/>
+          </w:tcPr>
+          <w:p>
+            <w:r>
+              <w:rPr>
+                <w:sz w:val="18"/>
+              </w:rPr>
+              <w:t>F6</w:t>
+            </w:r>
+          </w:p>
+        </w:tc>
+        <w:tc>
+          <w:tcPr>
+            <w:tcW w:type="dxa" w:w="1928"/>
+          </w:tcPr>
+          <w:p>
+            <w:r>
+              <w:rPr>
+                <w:sz w:val="18"/>
+              </w:rPr>
+              <w:t>三分法与净额</w:t>
+            </w:r>
+          </w:p>
+        </w:tc>
+        <w:tc>
+          <w:tcPr>
+            <w:tcW w:type="dxa" w:w="6009"/>
+          </w:tcPr>
+          <w:p>
+            <w:r>
+              <w:rPr>
+                <w:sz w:val="18"/>
+              </w:rPr>
+              <w:t>120人分为应补55人、应追回62人、一致3人；应补545.57万元、应追回818.70万元，净超发273.13万元</w:t>
+            </w:r>
+          </w:p>
+        </w:tc>
+        <w:tc>
+          <w:tcPr>
+            <w:tcW w:type="dxa" w:w="680"/>
+          </w:tcPr>
+          <w:p>
+            <w:r>
+              <w:rPr>
+                <w:sz w:val="18"/>
+              </w:rPr>
+              <w:t>1</w:t>
+            </w:r>
+          </w:p>
+        </w:tc>
+      </w:tr>
+    </w:tbl>
+    <w:p>
+      <w:pPr>
+        <w:spacing w:after="40"/>
+      </w:pPr>
+    </w:p>
+    <w:p>
+      <w:pPr>
+        <w:spacing w:before="160" w:after="120"/>
+      </w:pPr>
+      <w:r>
+        <w:rPr>
+          <w:b/>
+          <w:sz w:val="24"/>
+        </w:rPr>
+        <w:t>第七组　渠道返利（4个考点，2个关键，9分）</w:t>
+      </w:r>
+    </w:p>
+    <w:tbl>
+      <w:tblPr>
+        <w:tblStyle w:val="TableGrid"/>
+        <w:tblW w:type="auto" w:w="0"/>
+        <w:jc w:val="center"/>
+        <w:tblLook w:firstColumn="1" w:firstRow="1" w:lastColumn="0" w:lastRow="0" w:noHBand="0" w:noVBand="1" w:val="04A0"/>
+      </w:tblPr>
+      <w:tblGrid>
+        <w:gridCol w:w="2379"/>
+        <w:gridCol w:w="2379"/>
+        <w:gridCol w:w="2379"/>
+        <w:gridCol w:w="2379"/>
+      </w:tblGrid>
+      <w:tr>
+        <w:tc>
+          <w:tcPr>
+            <w:tcW w:type="dxa" w:w="907"/>
+          </w:tcPr>
+          <w:p>
+            <w:pPr>
+              <w:jc w:val="center"/>
+            </w:pPr>
+            <w:r>
+              <w:rPr>
+                <w:b/>
+                <w:sz w:val="18"/>
+              </w:rPr>
+              <w:t>编号</w:t>
+            </w:r>
+          </w:p>
+        </w:tc>
+        <w:tc>
+          <w:tcPr>
+            <w:tcW w:type="dxa" w:w="1928"/>
+          </w:tcPr>
+          <w:p>
+            <w:pPr>
+              <w:jc w:val="center"/>
+            </w:pPr>
+            <w:r>
+              <w:rPr>
+                <w:b/>
+                <w:sz w:val="18"/>
+              </w:rPr>
+              <w:t>考点</w:t>
+            </w:r>
+          </w:p>
+        </w:tc>
+        <w:tc>
+          <w:tcPr>
+            <w:tcW w:type="dxa" w:w="6009"/>
+          </w:tcPr>
+          <w:p>
+            <w:pPr>
+              <w:jc w:val="center"/>
+            </w:pPr>
+            <w:r>
+              <w:rPr>
+                <w:b/>
+                <w:sz w:val="18"/>
+              </w:rPr>
+              <w:t>关键陷阱与判定要求</w:t>
+            </w:r>
+          </w:p>
+        </w:tc>
+        <w:tc>
+          <w:tcPr>
+            <w:tcW w:type="dxa" w:w="680"/>
+          </w:tcPr>
+          <w:p>
+            <w:pPr>
+              <w:jc w:val="center"/>
+            </w:pPr>
+            <w:r>
+              <w:rPr>
+                <w:b/>
+                <w:sz w:val="18"/>
+              </w:rPr>
+              <w:t>分值</w:t>
+            </w:r>
+          </w:p>
+        </w:tc>
+      </w:tr>
+      <w:tr>
+        <w:tc>
+          <w:tcPr>
+            <w:tcW w:type="dxa" w:w="907"/>
+          </w:tcPr>
+          <w:p>
+            <w:r>
+              <w:rPr>
+                <w:sz w:val="18"/>
+              </w:rPr>
+              <w:t>G1（K11）</w:t>
+            </w:r>
+          </w:p>
+        </w:tc>
+        <w:tc>
+          <w:tcPr>
+            <w:tcW w:type="dxa" w:w="1928"/>
+          </w:tcPr>
+          <w:p>
+            <w:r>
+              <w:rPr>
+                <w:sz w:val="18"/>
+              </w:rPr>
+              <w:t>净进货额与年度阶梯</w:t>
+            </w:r>
+          </w:p>
+        </w:tc>
+        <w:tc>
+          <w:tcPr>
+            <w:tcW w:type="dxa" w:w="6009"/>
+          </w:tcPr>
+          <w:p>
+            <w:r>
+              <w:rPr>
+                <w:sz w:val="18"/>
+              </w:rPr>
+              <w:t>按年度含税净进货额（发货额-退货）套2%-5%阶梯；40家×4个年度=160行须全部有结论</w:t>
+            </w:r>
+          </w:p>
+        </w:tc>
+        <w:tc>
+          <w:tcPr>
+            <w:tcW w:type="dxa" w:w="680"/>
+          </w:tcPr>
+          <w:p>
+            <w:r>
+              <w:rPr>
+                <w:sz w:val="18"/>
+              </w:rPr>
               <w:t>3</w:t>
+            </w:r>
+          </w:p>
+        </w:tc>
+      </w:tr>
+      <w:tr>
+        <w:tc>
+          <w:tcPr>
+            <w:tcW w:type="dxa" w:w="907"/>
+          </w:tcPr>
+          <w:p>
+            <w:r>
+              <w:rPr>
+                <w:sz w:val="18"/>
+              </w:rPr>
+              <w:t>G2</w:t>
+            </w:r>
+          </w:p>
+        </w:tc>
+        <w:tc>
+          <w:tcPr>
+            <w:tcW w:type="dxa" w:w="1928"/>
+          </w:tcPr>
+          <w:p>
+            <w:r>
+              <w:rPr>
+                <w:sz w:val="18"/>
+              </w:rPr>
+              <w:t>保底孰高</w:t>
+            </w:r>
+          </w:p>
+        </w:tc>
+        <w:tc>
+          <w:tcPr>
+            <w:tcW w:type="dxa" w:w="6009"/>
+          </w:tcPr>
+          <w:p>
+            <w:r>
+              <w:rPr>
+                <w:sz w:val="18"/>
+              </w:rPr>
+              <w:t>协议有保底条款的按“阶梯返利与保底金额孰高”；全期5家渠道、15个渠道年度触发保底</w:t>
+            </w:r>
+          </w:p>
+        </w:tc>
+        <w:tc>
+          <w:tcPr>
+            <w:tcW w:type="dxa" w:w="680"/>
+          </w:tcPr>
+          <w:p>
+            <w:r>
+              <w:rPr>
+                <w:sz w:val="18"/>
+              </w:rPr>
+              <w:t>2</w:t>
+            </w:r>
+          </w:p>
+        </w:tc>
+      </w:tr>
+      <w:tr>
+        <w:tc>
+          <w:tcPr>
+            <w:tcW w:type="dxa" w:w="907"/>
+          </w:tcPr>
+          <w:p>
+            <w:r>
+              <w:rPr>
+                <w:sz w:val="18"/>
+              </w:rPr>
+              <w:t>G3</w:t>
+            </w:r>
+          </w:p>
+        </w:tc>
+        <w:tc>
+          <w:tcPr>
+            <w:tcW w:type="dxa" w:w="1928"/>
+          </w:tcPr>
+          <w:p>
+            <w:r>
+              <w:rPr>
+                <w:sz w:val="18"/>
+              </w:rPr>
+              <w:t>2025年度不结</w:t>
+            </w:r>
+          </w:p>
+        </w:tc>
+        <w:tc>
+          <w:tcPr>
+            <w:tcW w:type="dxa" w:w="6009"/>
+          </w:tcPr>
+          <w:p>
+            <w:r>
+              <w:rPr>
+                <w:sz w:val="18"/>
+              </w:rPr>
+              <w:t>返利次年1月结算；2025年度未到结算期，40行须标注“未到结算期”，不得计入应付</w:t>
+            </w:r>
+          </w:p>
+        </w:tc>
+        <w:tc>
+          <w:tcPr>
+            <w:tcW w:type="dxa" w:w="680"/>
+          </w:tcPr>
+          <w:p>
+            <w:r>
+              <w:rPr>
+                <w:sz w:val="18"/>
+              </w:rPr>
+              <w:t>1</w:t>
+            </w:r>
+          </w:p>
+        </w:tc>
+      </w:tr>
+      <w:tr>
+        <w:tc>
+          <w:tcPr>
+            <w:tcW w:type="dxa" w:w="907"/>
+          </w:tcPr>
+          <w:p>
+            <w:r>
+              <w:rPr>
+                <w:sz w:val="18"/>
+              </w:rPr>
+              <w:t>G4（K12）</w:t>
+            </w:r>
+          </w:p>
+        </w:tc>
+        <w:tc>
+          <w:tcPr>
+            <w:tcW w:type="dxa" w:w="1928"/>
+          </w:tcPr>
+          <w:p>
+            <w:r>
+              <w:rPr>
+                <w:sz w:val="18"/>
+              </w:rPr>
+              <w:t>返利与佣金不重复</w:t>
+            </w:r>
+          </w:p>
+        </w:tc>
+        <w:tc>
+          <w:tcPr>
+            <w:tcW w:type="dxa" w:w="6009"/>
+          </w:tcPr>
+          <w:p>
+            <w:r>
+              <w:rPr>
+                <w:sz w:val="18"/>
+              </w:rPr>
+              <w:t>渠道单佣金按1.5%，渠道返利按阶梯/保底；两套激励不得互相计入基数，也不得重复支付</w:t>
+            </w:r>
+          </w:p>
+        </w:tc>
+        <w:tc>
+          <w:tcPr>
+            <w:tcW w:type="dxa" w:w="680"/>
+          </w:tcPr>
+          <w:p>
+            <w:r>
+              <w:rPr>
+                <w:sz w:val="18"/>
+              </w:rPr>
+              <w:t>3</w:t>
+            </w:r>
+          </w:p>
+        </w:tc>
+      </w:tr>
+    </w:tbl>
+    <w:p>
+      <w:pPr>
+        <w:spacing w:after="40"/>
+      </w:pPr>
+    </w:p>
+    <w:p>
+      <w:pPr>
+        <w:spacing w:before="160" w:after="120"/>
+      </w:pPr>
+      <w:r>
+        <w:rPr>
+          <w:b/>
+          <w:sz w:val="24"/>
+        </w:rPr>
+        <w:t>第八组　裁决、方案、勾稽与结论（6个考点，3个关键，13分）</w:t>
+      </w:r>
+    </w:p>
+    <w:tbl>
+      <w:tblPr>
+        <w:tblStyle w:val="TableGrid"/>
+        <w:tblW w:type="auto" w:w="0"/>
+        <w:jc w:val="center"/>
+        <w:tblLook w:firstColumn="1" w:firstRow="1" w:lastColumn="0" w:lastRow="0" w:noHBand="0" w:noVBand="1" w:val="04A0"/>
+      </w:tblPr>
+      <w:tblGrid>
+        <w:gridCol w:w="2379"/>
+        <w:gridCol w:w="2379"/>
+        <w:gridCol w:w="2379"/>
+        <w:gridCol w:w="2379"/>
+      </w:tblGrid>
+      <w:tr>
+        <w:tc>
+          <w:tcPr>
+            <w:tcW w:type="dxa" w:w="907"/>
+          </w:tcPr>
+          <w:p>
+            <w:pPr>
+              <w:jc w:val="center"/>
+            </w:pPr>
+            <w:r>
+              <w:rPr>
+                <w:b/>
+                <w:sz w:val="18"/>
+              </w:rPr>
+              <w:t>编号</w:t>
+            </w:r>
+          </w:p>
+        </w:tc>
+        <w:tc>
+          <w:tcPr>
+            <w:tcW w:type="dxa" w:w="1928"/>
+          </w:tcPr>
+          <w:p>
+            <w:pPr>
+              <w:jc w:val="center"/>
+            </w:pPr>
+            <w:r>
+              <w:rPr>
+                <w:b/>
+                <w:sz w:val="18"/>
+              </w:rPr>
+              <w:t>考点</w:t>
+            </w:r>
+          </w:p>
+        </w:tc>
+        <w:tc>
+          <w:tcPr>
+            <w:tcW w:type="dxa" w:w="6009"/>
+          </w:tcPr>
+          <w:p>
+            <w:pPr>
+              <w:jc w:val="center"/>
+            </w:pPr>
+            <w:r>
+              <w:rPr>
+                <w:b/>
+                <w:sz w:val="18"/>
+              </w:rPr>
+              <w:t>关键陷阱与判定要求</w:t>
+            </w:r>
+          </w:p>
+        </w:tc>
+        <w:tc>
+          <w:tcPr>
+            <w:tcW w:type="dxa" w:w="680"/>
+          </w:tcPr>
+          <w:p>
+            <w:pPr>
+              <w:jc w:val="center"/>
+            </w:pPr>
+            <w:r>
+              <w:rPr>
+                <w:b/>
+                <w:sz w:val="18"/>
+              </w:rPr>
+              <w:t>分值</w:t>
+            </w:r>
+          </w:p>
+        </w:tc>
+      </w:tr>
+      <w:tr>
+        <w:tc>
+          <w:tcPr>
+            <w:tcW w:type="dxa" w:w="907"/>
+          </w:tcPr>
+          <w:p>
+            <w:r>
+              <w:rPr>
+                <w:sz w:val="18"/>
+              </w:rPr>
+              <w:t>H1</w:t>
+            </w:r>
+          </w:p>
+        </w:tc>
+        <w:tc>
+          <w:tcPr>
+            <w:tcW w:type="dxa" w:w="1928"/>
+          </w:tcPr>
+          <w:p>
+            <w:r>
+              <w:rPr>
+                <w:sz w:val="18"/>
+              </w:rPr>
+              <w:t>争议逐单裁决</w:t>
+            </w:r>
+          </w:p>
+        </w:tc>
+        <w:tc>
+          <w:tcPr>
+            <w:tcW w:type="dxa" w:w="6009"/>
+          </w:tcPr>
+          <w:p>
+            <w:r>
+              <w:rPr>
+                <w:sz w:val="18"/>
+              </w:rPr>
+              <w:t>60件争议须回到订单清算结果逐单裁决，不得按申诉金额全额支持；裁决金额660.51万元、申诉1575.07万元</w:t>
+            </w:r>
+          </w:p>
+        </w:tc>
+        <w:tc>
+          <w:tcPr>
+            <w:tcW w:type="dxa" w:w="680"/>
+          </w:tcPr>
+          <w:p>
+            <w:r>
+              <w:rPr>
+                <w:sz w:val="18"/>
+              </w:rPr>
+              <w:t>2</w:t>
+            </w:r>
+          </w:p>
+        </w:tc>
+      </w:tr>
+      <w:tr>
+        <w:tc>
+          <w:tcPr>
+            <w:tcW w:type="dxa" w:w="907"/>
+          </w:tcPr>
+          <w:p>
+            <w:r>
+              <w:rPr>
+                <w:sz w:val="18"/>
+              </w:rPr>
+              <w:t>H2</w:t>
+            </w:r>
+          </w:p>
+        </w:tc>
+        <w:tc>
+          <w:tcPr>
+            <w:tcW w:type="dxa" w:w="1928"/>
+          </w:tcPr>
+          <w:p>
+            <w:r>
+              <w:rPr>
+                <w:sz w:val="18"/>
+              </w:rPr>
+              <w:t>裁决三类与依据</w:t>
+            </w:r>
+          </w:p>
+        </w:tc>
+        <w:tc>
+          <w:tcPr>
+            <w:tcW w:type="dxa" w:w="6009"/>
+          </w:tcPr>
+          <w:p>
+            <w:r>
+              <w:rPr>
+                <w:sz w:val="18"/>
+              </w:rPr>
+              <w:t>结论分为支持2件、部分支持53件、不支持5件；每件须给出政策条款与差额来源</w:t>
+            </w:r>
+          </w:p>
+        </w:tc>
+        <w:tc>
+          <w:tcPr>
+            <w:tcW w:type="dxa" w:w="680"/>
+          </w:tcPr>
+          <w:p>
+            <w:r>
+              <w:rPr>
+                <w:sz w:val="18"/>
+              </w:rPr>
+              <w:t>2</w:t>
+            </w:r>
+          </w:p>
+        </w:tc>
+      </w:tr>
+      <w:tr>
+        <w:tc>
+          <w:tcPr>
+            <w:tcW w:type="dxa" w:w="907"/>
+          </w:tcPr>
+          <w:p>
+            <w:r>
+              <w:rPr>
+                <w:sz w:val="18"/>
+              </w:rPr>
+              <w:t>H3（K13）</w:t>
+            </w:r>
+          </w:p>
+        </w:tc>
+        <w:tc>
+          <w:tcPr>
+            <w:tcW w:type="dxa" w:w="1928"/>
+          </w:tcPr>
+          <w:p>
+            <w:r>
+              <w:rPr>
+                <w:sz w:val="18"/>
+              </w:rPr>
+              <w:t>12项错误要求驳回</w:t>
+            </w:r>
+          </w:p>
+        </w:tc>
+        <w:tc>
+          <w:tcPr>
+            <w:tcW w:type="dxa" w:w="6009"/>
+          </w:tcPr>
+          <w:p>
+            <w:r>
+              <w:rPr>
+                <w:sz w:val="18"/>
+              </w:rPr>
+              <w:t>12项管理层要求逐条驳回，每项写明违反的具体条款；重点包括V3不溯及、封顶不可取消、讨论稿无效、坏账视同回款错误</w:t>
+            </w:r>
+          </w:p>
+        </w:tc>
+        <w:tc>
+          <w:tcPr>
+            <w:tcW w:type="dxa" w:w="680"/>
+          </w:tcPr>
+          <w:p>
+            <w:r>
+              <w:rPr>
+                <w:sz w:val="18"/>
+              </w:rPr>
+              <w:t>2</w:t>
+            </w:r>
+          </w:p>
+        </w:tc>
+      </w:tr>
+      <w:tr>
+        <w:tc>
+          <w:tcPr>
+            <w:tcW w:type="dxa" w:w="907"/>
+          </w:tcPr>
+          <w:p>
+            <w:r>
+              <w:rPr>
+                <w:sz w:val="18"/>
+              </w:rPr>
+              <w:t>H4（K14）</w:t>
+            </w:r>
+          </w:p>
+        </w:tc>
+        <w:tc>
+          <w:tcPr>
+            <w:tcW w:type="dxa" w:w="1928"/>
+          </w:tcPr>
+          <w:p>
+            <w:r>
+              <w:rPr>
+                <w:sz w:val="18"/>
+              </w:rPr>
+              <w:t>新方案参数与回测</w:t>
+            </w:r>
+          </w:p>
+        </w:tc>
+        <w:tc>
+          <w:tcPr>
+            <w:tcW w:type="dxa" w:w="6009"/>
+          </w:tcPr>
+          <w:p>
+            <w:r>
+              <w:rPr>
+                <w:sz w:val="18"/>
+              </w:rPr>
+              <w:t>须给出基数、三档费率、渠道费率、个人/团队比例、封顶、保底、离职与清算周期；用2024年全年订单回测，成本增幅≤15%</w:t>
+            </w:r>
+          </w:p>
+        </w:tc>
+        <w:tc>
+          <w:tcPr>
+            <w:tcW w:type="dxa" w:w="680"/>
+          </w:tcPr>
+          <w:p>
+            <w:r>
+              <w:rPr>
+                <w:sz w:val="18"/>
+              </w:rPr>
+              <w:t>3</w:t>
+            </w:r>
+          </w:p>
+        </w:tc>
+      </w:tr>
+      <w:tr>
+        <w:tc>
+          <w:tcPr>
+            <w:tcW w:type="dxa" w:w="907"/>
+          </w:tcPr>
+          <w:p>
+            <w:r>
+              <w:rPr>
+                <w:sz w:val="18"/>
+              </w:rPr>
+              <w:t>H5</w:t>
+            </w:r>
+          </w:p>
+        </w:tc>
+        <w:tc>
+          <w:tcPr>
+            <w:tcW w:type="dxa" w:w="1928"/>
+          </w:tcPr>
+          <w:p>
+            <w:r>
+              <w:rPr>
+                <w:sz w:val="18"/>
+              </w:rPr>
+              <w:t>9组敏感性</w:t>
+            </w:r>
+          </w:p>
+        </w:tc>
+        <w:tc>
+          <w:tcPr>
+            <w:tcW w:type="dxa" w:w="6009"/>
+          </w:tcPr>
+          <w:p>
+            <w:r>
+              <w:rPr>
+                <w:sz w:val="18"/>
+              </w:rPr>
+              <w:t>按回款增长率（-10%/0/+10%）×直销费率（-0.2pp/0/+0.2pp）形成9组，逐人重算而非整体乘系数</w:t>
+            </w:r>
+          </w:p>
+        </w:tc>
+        <w:tc>
+          <w:tcPr>
+            <w:tcW w:type="dxa" w:w="680"/>
+          </w:tcPr>
+          <w:p>
+            <w:r>
+              <w:rPr>
+                <w:sz w:val="18"/>
+              </w:rPr>
+              <w:t>2</w:t>
+            </w:r>
+          </w:p>
+        </w:tc>
+      </w:tr>
+      <w:tr>
+        <w:tc>
+          <w:tcPr>
+            <w:tcW w:type="dxa" w:w="907"/>
+          </w:tcPr>
+          <w:p>
+            <w:r>
+              <w:rPr>
+                <w:sz w:val="18"/>
+              </w:rPr>
+              <w:t>H6（K15）</w:t>
+            </w:r>
+          </w:p>
+        </w:tc>
+        <w:tc>
+          <w:tcPr>
+            <w:tcW w:type="dxa" w:w="1928"/>
+          </w:tcPr>
+          <w:p>
+            <w:r>
+              <w:rPr>
+                <w:sz w:val="18"/>
+              </w:rPr>
+              <w:t>24项勾稽与核心结论</w:t>
+            </w:r>
+          </w:p>
+        </w:tc>
+        <w:tc>
+          <w:tcPr>
+            <w:tcW w:type="dxa" w:w="6009"/>
+          </w:tcPr>
+          <w:p>
+            <w:r>
+              <w:rPr>
+                <w:sz w:val="18"/>
+              </w:rPr>
+              <w:t>24项勾稽全部闭合；核心结论须为一句话，且能被应发、已发、渠道返利、异常与方案回测数据支撑</w:t>
+            </w:r>
+          </w:p>
+        </w:tc>
+        <w:tc>
+          <w:tcPr>
+            <w:tcW w:type="dxa" w:w="680"/>
+          </w:tcPr>
+          <w:p>
+            <w:r>
+              <w:rPr>
+                <w:sz w:val="18"/>
+              </w:rPr>
+              <w:t>2</w:t>
             </w:r>
           </w:p>
         </w:tc>
@@ -1966,7 +3566,7 @@
         <w:t>第一步　建口径底稿：</w:t>
       </w:r>
       <w:r>
-        <w:t>先读输入包06《财务确认规则》《税务与换算口径》，再读输入包03三版政策与三份正式发文，把“去重规则、政策按发货日期归属、会议纪要不作依据、含税/不含税换算、退货与坏账处理、已发台账不作应发依据、渠道返利与佣金不重复”七条固化为口径表。此步决定后续所有数字，不能边算边猜。</w:t>
+        <w:t>先读输入包08《财务确认规则》《税务与换算口径》，再读输入包04三版政策与输入包05正式发文，把“去重规则、政策按发货日期归属、讨论稿无效、含税/不含税换算、退货与坏账处理、已发台账不作应发、渠道返利与佣金不重复”七条固化为口径表。此步决定后续所有数字，不能边算边猜。</w:t>
       </w:r>
     </w:p>
     <w:p>
@@ -2008,7 +3608,7 @@
         <w:t>第四步　逐单计提：</w:t>
       </w:r>
       <w:r>
-        <w:t>按版本分支：V1算基数与回款率、判90%门槛、挂账另记；V2按事件顺序累计，500万元以内3.5%、超出部分5%，退款按3.5%冲减；V3先除税1.13再扣退款与坏账，按直销/渠道套3%/1.5%，并按合作单70:30拆分。每单输出佣金总额、个人应发、团队池、封顶扣减、状态备注。</w:t>
+        <w:t>按版本分支：V1算基数与回款率、判90%门槛、38单挂账；V2按事件顺序累计，500万元以内3.5%、超出部分5%，退款按3.5%冲减；V3先除税1.13再扣退款与坏账，按直销/渠道套3%/1.5%，并按合作单70:30拆分。每单输出佣金总额、个人应发、团队池、封顶扣减、状态备注。</w:t>
       </w:r>
     </w:p>
     <w:p>
@@ -2036,7 +3636,7 @@
         <w:t>第六步　人员汇总与差额：</w:t>
       </w:r>
       <w:r>
-        <w:t>按人汇总V1、V2、V3个人应发，叠加新人保底补差，得到应发合计；与已发台账（480条，含错误支付）比对，输出应补55人、应追回62人、一致3人；不能用“应发-已发”的正负号代替逐人判断。</w:t>
+        <w:t>按人汇总V1、V2、V3个人应发，叠加新人保底补差，得到应发合计；与已发台账480条比对，输出应补55人、应追回62人、一致3人，并单列13条异常预发。</w:t>
       </w:r>
     </w:p>
     <w:p>
@@ -2047,10 +3647,10 @@
         <w:rPr>
           <w:b/>
         </w:rPr>
-        <w:t>第七步　团队池与渠道返利：</w:t>
+        <w:t>第七步　团队池：</w:t>
       </w:r>
       <w:r>
-        <w:t>团队池按团队×年度汇总V3的20%部分，用团队年度目标达成率判定可发或留存；渠道返利按渠道×年度汇总净进货额，套阶梯并与协议保底孰高，扣除已付得出应补。</w:t>
+        <w:t>按团队×年度汇总V3的20%部分，用团队年度目标达成率判定可发或留存；2024年3个团队达标，可发128.31万元，其余留存。</w:t>
       </w:r>
     </w:p>
     <w:p>
@@ -2061,10 +3661,10 @@
         <w:rPr>
           <w:b/>
         </w:rPr>
-        <w:t>第八步　争议与错误要求：</w:t>
+        <w:t>第八步　渠道返利：</w:t>
       </w:r>
       <w:r>
-        <w:t>争议逐单回到订单清算结果，说明申诉金额与裁决金额的差额来源；管理层要求逐条对应政策条款驳回，注意区分“正式发文”与“讨论稿”。</w:t>
+        <w:t>按渠道×年度汇总净进货额，套阶梯并与协议保底孰高，扣除已付得出应补；2025年度40行标注未到结算期，不计应付。</w:t>
       </w:r>
     </w:p>
     <w:p>
@@ -2075,7 +3675,21 @@
         <w:rPr>
           <w:b/>
         </w:rPr>
-        <w:t>第九步　新方案与敏感性：</w:t>
+        <w:t>第九步　争议与错误要求：</w:t>
+      </w:r>
+      <w:r>
+        <w:t>争议逐单回到订单清算结果，说明申诉金额与裁决金额的差额来源；12项管理层要求逐条对应政策条款驳回，注意区分“正式发文”与“讨论稿”。</w:t>
+      </w:r>
+    </w:p>
+    <w:p>
+      <w:pPr>
+        <w:spacing w:after="80" w:line="324" w:lineRule="auto"/>
+      </w:pPr>
+      <w:r>
+        <w:rPr>
+          <w:b/>
+        </w:rPr>
+        <w:t>第十步　新方案与敏感性：</w:t>
       </w:r>
       <w:r>
         <w:t>在旧方案基础上调整参数，用2024年全年订单做同期回测，确保成本增幅≤15%；敏感性按9组逐人重算，观察佣金区间与成本刚性。</w:t>
@@ -2089,10 +3703,10 @@
         <w:rPr>
           <w:b/>
         </w:rPr>
-        <w:t>第十步　勾稽与结论：</w:t>
+        <w:t>第十一步　勾稽与结论：</w:t>
       </w:r>
       <w:r>
-        <w:t>完成20项勾稽，全部闭合后撰写结论：净超发273.13万元、应补545.57万元、应追回818.70万元、渠道返利应补450.59万元、新方案成本增长10.44%。</w:t>
+        <w:t>完成24项勾稽，全部闭合后撰写一句话核心结论，并用应发、已发、渠道返利、异常与方案回测五组数字支撑。</w:t>
       </w:r>
     </w:p>
     <w:p>
@@ -2116,7 +3730,7 @@
         <w:rPr>
           <w:b w:val="0"/>
         </w:rPr>
-        <w:t>标准答案共6个包、11张工作表、3份说明文档、2张图。以下为关键结果与各包口径。</w:t>
+        <w:t>标准答案共8个包、13张工作表、3份说明文档、2张图。第一张表为“核心结论”，其后依次为订单清算、人员汇总、团队池、已发异常、争议裁决、渠道返利、新方案参数、模拟测算、敏感性、勾稽自检、结论摘要、错误要求驳回。</w:t>
       </w:r>
     </w:p>
     <w:tbl>
@@ -2904,7 +4518,7 @@
               <w:rPr>
                 <w:sz w:val="18"/>
               </w:rPr>
-              <w:t>20项全部一致</w:t>
+              <w:t>24项全部一致</w:t>
             </w:r>
           </w:p>
         </w:tc>
@@ -2917,7 +4531,7 @@
               <w:rPr>
                 <w:sz w:val="18"/>
               </w:rPr>
-              <w:t>差异项为0</w:t>
+              <w:t>不一致项为0</w:t>
             </w:r>
           </w:p>
         </w:tc>
@@ -2947,10 +4561,10 @@
         <w:rPr>
           <w:b/>
         </w:rPr>
-        <w:t>01逐单清算与人员汇总：</w:t>
+        <w:t>01订单佣金清算：</w:t>
       </w:r>
       <w:r>
-        <w:t>订单佣金清算720行（每单含政策版本、计提基数、佣金总额、个人应发、团队池、封顶扣减、状态备注）、人员佣金汇总120行（V1/V2/V3应发、封顶、保底、应发合计、已发、差额、处理结论）、团队池计提12行（6团队×2年度，含目标、达成率、计提、可发、留存）。</w:t>
+        <w:t>订单佣金清算720行×19列：订单号、发货日期、政策版本、团队、签约销售、协作销售、客户、渠道、含税订单额、退货、坏账、累计回款、计提基数、计提口径、佣金总额、个人应发、团队池、封顶扣减、状态备注。</w:t>
       </w:r>
     </w:p>
     <w:p>
@@ -2961,10 +4575,10 @@
         <w:rPr>
           <w:b/>
         </w:rPr>
-        <w:t>02争议裁决：</w:t>
+        <w:t>02人员汇总与异常核查：</w:t>
       </w:r>
       <w:r>
-        <w:t>争议裁决60行（申诉金额、裁决结论、裁决金额、裁决依据）+ 裁决说明.docx（分类统计与典型争点）。</w:t>
+        <w:t>人员佣金汇总120行（V1/V2/V3应发、封顶、保底、应发合计、已发、差额、处理结论）、团队池计提12行（6团队×2年度）、已发异常核查13行（异常类型、已发、应发、差额、处理建议）。</w:t>
       </w:r>
     </w:p>
     <w:p>
@@ -2975,7 +4589,21 @@
         <w:rPr>
           <w:b/>
         </w:rPr>
-        <w:t>03渠道返利台账：</w:t>
+        <w:t>03争议裁决：</w:t>
+      </w:r>
+      <w:r>
+        <w:t>争议裁决60行（申诉金额、裁决结论、裁决金额、裁决依据）+ 争议裁决说明.docx（分类统计与典型争点）。</w:t>
+      </w:r>
+    </w:p>
+    <w:p>
+      <w:pPr>
+        <w:spacing w:after="60" w:line="324" w:lineRule="auto"/>
+      </w:pPr>
+      <w:r>
+        <w:rPr>
+          <w:b/>
+        </w:rPr>
+        <w:t>04渠道返利台账：</w:t>
       </w:r>
       <w:r>
         <w:t>渠道返利清算160行（40家×2022-2025四个年度，2025年标注“未到结算期”），含净进货额、适用阶梯、阶梯返利、保底返利、应付、已付、应补。</w:t>
@@ -2989,10 +4617,10 @@
         <w:rPr>
           <w:b/>
         </w:rPr>
-        <w:t>04新激励方案：</w:t>
+        <w:t>05新激励方案：</w:t>
       </w:r>
       <w:r>
-        <w:t>新方案参数10项 + 销售激励方案.docx + 新旧成本对比.png；参数须自洽（基数、三档费率、渠道费率、70:30、5倍封顶、10000元保底、次月停计、季度预发年度清算）。</w:t>
+        <w:t>销售激励方案.docx + 新方案参数10项 + 新旧成本对比.png；参数须自洽（基数、三档费率、渠道费率、70:30、5倍封顶、10000元保底、次月停计、季度预发年度清算）。</w:t>
       </w:r>
     </w:p>
     <w:p>
@@ -3003,7 +4631,7 @@
         <w:rPr>
           <w:b/>
         </w:rPr>
-        <w:t>05模拟测算与敏感性：</w:t>
+        <w:t>06模拟测算与敏感性：</w:t>
       </w:r>
       <w:r>
         <w:t>新方案模拟120行（逐人新旧对比）、敏感性分析9组、佣金结构.png。</w:t>
@@ -3017,10 +4645,24 @@
         <w:rPr>
           <w:b/>
         </w:rPr>
-        <w:t>06勾稽自检与结论：</w:t>
+        <w:t>07勾稽自检：</w:t>
       </w:r>
       <w:r>
-        <w:t>勾稽自检20项、错误要求驳回12项、结论摘要21项、清算结论.docx。</w:t>
+        <w:t>勾稽自检24项，逐项列左值、右值、差异与结论；含订单数、三版单数、逐单与人员汇总、已发、应补应追回、争议、渠道、新方案、异常与净额相抵。</w:t>
+      </w:r>
+    </w:p>
+    <w:p>
+      <w:pPr>
+        <w:spacing w:after="60" w:line="324" w:lineRule="auto"/>
+      </w:pPr>
+      <w:r>
+        <w:rPr>
+          <w:b/>
+        </w:rPr>
+        <w:t>08结论与驳回：</w:t>
+      </w:r>
+      <w:r>
+        <w:t>核心结论6行（一句话结论+四条支撑+处理建议）、结论摘要21项、错误要求驳回12项、清算结论.docx（含核心结论段）。</w:t>
       </w:r>
     </w:p>
     <w:p>
@@ -3139,7 +4781,25 @@
         <w:ind w:left="420"/>
       </w:pPr>
       <w:r>
-        <w:t>（12）争议按申诉金额全额支持，未回到逐单清算结果。</w:t>
+        <w:t>（12）13条异常预发未单列，或把“待核实未发放”误记为已发；</w:t>
+      </w:r>
+    </w:p>
+    <w:p>
+      <w:pPr>
+        <w:spacing w:after="40"/>
+        <w:ind w:left="420"/>
+      </w:pPr>
+      <w:r>
+        <w:t>（13）争议按申诉金额全额支持，未回到逐单清算结果；</w:t>
+      </w:r>
+    </w:p>
+    <w:p>
+      <w:pPr>
+        <w:spacing w:after="40"/>
+        <w:ind w:left="420"/>
+      </w:pPr>
+      <w:r>
+        <w:t>（14）只给汇总数，未保留逐单计算底稿，无法回答复核抽查。</w:t>
       </w:r>
     </w:p>
     <w:p>
@@ -3151,7 +4811,79 @@
           <w:b/>
           <w:sz w:val="30"/>
         </w:rPr>
-        <w:t>五、评分标准（满分100）</w:t>
+        <w:t>五、核心结论（标准答案原文）</w:t>
+      </w:r>
+    </w:p>
+    <w:p>
+      <w:pPr>
+        <w:spacing w:after="80" w:line="324" w:lineRule="auto"/>
+        <w:ind w:firstLine="420"/>
+      </w:pPr>
+      <w:r>
+        <w:rPr>
+          <w:b/>
+        </w:rPr>
+        <w:t>一句话结论：历史佣金整体超发273.13万元、渠道返利少付450.59万元，两项相抵公司净少支出177.46万元；问题根源是手工台账按订单额粗算，未执行去重、封顶、退货、坏账与离职规则，建议逐人补追并在2025年四季度一次性清理。</w:t>
+      </w:r>
+    </w:p>
+    <w:p>
+      <w:pPr>
+        <w:spacing w:after="80" w:line="324" w:lineRule="auto"/>
+        <w:ind w:firstLine="420"/>
+      </w:pPr>
+      <w:r>
+        <w:rPr>
+          <w:b w:val="0"/>
+        </w:rPr>
+        <w:t>支撑一：清算覆盖720个有效订单、120名销售、60件争议、40家渠道；佣金应发4402.42万元、已发4675.54万元，封顶扣减605.21万元。</w:t>
+      </w:r>
+    </w:p>
+    <w:p>
+      <w:pPr>
+        <w:spacing w:after="80" w:line="324" w:lineRule="auto"/>
+        <w:ind w:firstLine="420"/>
+      </w:pPr>
+      <w:r>
+        <w:rPr>
+          <w:b w:val="0"/>
+        </w:rPr>
+        <w:t>支撑二：逐人判定应补545.57万元（55人）、应追回818.70万元（62人）、一致3人；13人已发记录存在预发口径异常。</w:t>
+      </w:r>
+    </w:p>
+    <w:p>
+      <w:pPr>
+        <w:spacing w:after="80" w:line="324" w:lineRule="auto"/>
+        <w:ind w:firstLine="420"/>
+      </w:pPr>
+      <w:r>
+        <w:rPr>
+          <w:b w:val="0"/>
+        </w:rPr>
+        <w:t>支撑三：渠道返利应付1268.23万元、已付817.65万元、应补450.59万元；2025年度未到结算期不计。</w:t>
+      </w:r>
+    </w:p>
+    <w:p>
+      <w:pPr>
+        <w:spacing w:after="80" w:line="324" w:lineRule="auto"/>
+        <w:ind w:firstLine="420"/>
+      </w:pPr>
+      <w:r>
+        <w:rPr>
+          <w:b w:val="0"/>
+        </w:rPr>
+        <w:t>支撑四：2026年方案以不含税净回款为基数、个人70%+团队池30%、5倍封顶；2024年回测成本1430.78万元，较旧方案1295.47万元增长10.44%，低于15%的控制线。</w:t>
+      </w:r>
+    </w:p>
+    <w:p>
+      <w:pPr>
+        <w:spacing w:before="240" w:after="120"/>
+      </w:pPr>
+      <w:r>
+        <w:rPr>
+          <w:b/>
+          <w:sz w:val="30"/>
+        </w:rPr>
+        <w:t>六、评分标准（满分100）</w:t>
       </w:r>
     </w:p>
     <w:tbl>
@@ -3162,10 +4894,11 @@
         <w:tblLook w:firstColumn="1" w:firstRow="1" w:lastColumn="0" w:lastRow="0" w:noHBand="0" w:noVBand="1" w:val="04A0"/>
       </w:tblPr>
       <w:tblGrid>
-        <w:gridCol w:w="2379"/>
-        <w:gridCol w:w="2379"/>
-        <w:gridCol w:w="2379"/>
-        <w:gridCol w:w="2379"/>
+        <w:gridCol w:w="1904"/>
+        <w:gridCol w:w="1904"/>
+        <w:gridCol w:w="1904"/>
+        <w:gridCol w:w="1904"/>
+        <w:gridCol w:w="1904"/>
       </w:tblGrid>
       <w:tr>
         <w:tc>
@@ -3187,7 +4920,7 @@
         </w:tc>
         <w:tc>
           <w:tcPr>
-            <w:tcW w:type="dxa" w:w="1701"/>
+            <w:tcW w:type="dxa" w:w="1361"/>
           </w:tcPr>
           <w:p>
             <w:pPr>
@@ -3204,7 +4937,7 @@
         </w:tc>
         <w:tc>
           <w:tcPr>
-            <w:tcW w:type="dxa" w:w="907"/>
+            <w:tcW w:type="dxa" w:w="1474"/>
           </w:tcPr>
           <w:p>
             <w:pPr>
@@ -3215,13 +4948,13 @@
                 <w:b/>
                 <w:sz w:val="18"/>
               </w:rPr>
-              <w:t>分值</w:t>
-            </w:r>
-          </w:p>
-        </w:tc>
-        <w:tc>
-          <w:tcPr>
-            <w:tcW w:type="dxa" w:w="4989"/>
+              <w:t>考点数/关键数</w:t>
+            </w:r>
+          </w:p>
+        </w:tc>
+        <w:tc>
+          <w:tcPr>
+            <w:tcW w:type="dxa" w:w="680"/>
           </w:tcPr>
           <w:p>
             <w:pPr>
@@ -3232,6 +4965,23 @@
                 <w:b/>
                 <w:sz w:val="18"/>
               </w:rPr>
+              <w:t>分值</w:t>
+            </w:r>
+          </w:p>
+        </w:tc>
+        <w:tc>
+          <w:tcPr>
+            <w:tcW w:type="dxa" w:w="4535"/>
+          </w:tcPr>
+          <w:p>
+            <w:pPr>
+              <w:jc w:val="center"/>
+            </w:pPr>
+            <w:r>
+              <w:rPr>
+                <w:b/>
+                <w:sz w:val="18"/>
+              </w:rPr>
               <w:t>给分要点</w:t>
             </w:r>
           </w:p>
@@ -3247,46 +4997,59 @@
               <w:rPr>
                 <w:sz w:val="18"/>
               </w:rPr>
-              <w:t>订单清算</w:t>
-            </w:r>
-          </w:p>
-        </w:tc>
-        <w:tc>
-          <w:tcPr>
-            <w:tcW w:type="dxa" w:w="1701"/>
-          </w:tcPr>
-          <w:p>
-            <w:r>
-              <w:rPr>
-                <w:sz w:val="18"/>
-              </w:rPr>
-              <w:t>A1-C4</w:t>
-            </w:r>
-          </w:p>
-        </w:tc>
-        <w:tc>
-          <w:tcPr>
-            <w:tcW w:type="dxa" w:w="907"/>
-          </w:tcPr>
-          <w:p>
-            <w:r>
-              <w:rPr>
-                <w:sz w:val="18"/>
-              </w:rPr>
-              <w:t>26</w:t>
-            </w:r>
-          </w:p>
-        </w:tc>
-        <w:tc>
-          <w:tcPr>
-            <w:tcW w:type="dxa" w:w="4989"/>
-          </w:tcPr>
-          <w:p>
-            <w:r>
-              <w:rPr>
-                <w:sz w:val="18"/>
-              </w:rPr>
-              <w:t>去重、归属、三版基数与费率、合作单拆分逐单正确；按单抽查与全量勾稽结合</w:t>
+              <w:t>数据治理与口径</w:t>
+            </w:r>
+          </w:p>
+        </w:tc>
+        <w:tc>
+          <w:tcPr>
+            <w:tcW w:type="dxa" w:w="1361"/>
+          </w:tcPr>
+          <w:p>
+            <w:r>
+              <w:rPr>
+                <w:sz w:val="18"/>
+              </w:rPr>
+              <w:t>A1-A5</w:t>
+            </w:r>
+          </w:p>
+        </w:tc>
+        <w:tc>
+          <w:tcPr>
+            <w:tcW w:type="dxa" w:w="1474"/>
+          </w:tcPr>
+          <w:p>
+            <w:r>
+              <w:rPr>
+                <w:sz w:val="18"/>
+              </w:rPr>
+              <w:t>5 / 2</w:t>
+            </w:r>
+          </w:p>
+        </w:tc>
+        <w:tc>
+          <w:tcPr>
+            <w:tcW w:type="dxa" w:w="680"/>
+          </w:tcPr>
+          <w:p>
+            <w:r>
+              <w:rPr>
+                <w:sz w:val="18"/>
+              </w:rPr>
+              <w:t>11</w:t>
+            </w:r>
+          </w:p>
+        </w:tc>
+        <w:tc>
+          <w:tcPr>
+            <w:tcW w:type="dxa" w:w="4535"/>
+          </w:tcPr>
+          <w:p>
+            <w:r>
+              <w:rPr>
+                <w:sz w:val="18"/>
+              </w:rPr>
+              <w:t>去重、留痕、截止日、含税换算与异常识别正确</w:t>
             </w:r>
           </w:p>
         </w:tc>
@@ -3301,46 +5064,59 @@
               <w:rPr>
                 <w:sz w:val="18"/>
               </w:rPr>
-              <w:t>人员汇总</w:t>
-            </w:r>
-          </w:p>
-        </w:tc>
-        <w:tc>
-          <w:tcPr>
-            <w:tcW w:type="dxa" w:w="1701"/>
-          </w:tcPr>
-          <w:p>
-            <w:r>
-              <w:rPr>
-                <w:sz w:val="18"/>
-              </w:rPr>
-              <w:t>D1-D3</w:t>
-            </w:r>
-          </w:p>
-        </w:tc>
-        <w:tc>
-          <w:tcPr>
-            <w:tcW w:type="dxa" w:w="907"/>
-          </w:tcPr>
-          <w:p>
-            <w:r>
-              <w:rPr>
-                <w:sz w:val="18"/>
-              </w:rPr>
-              <w:t>16</w:t>
-            </w:r>
-          </w:p>
-        </w:tc>
-        <w:tc>
-          <w:tcPr>
-            <w:tcW w:type="dxa" w:w="4989"/>
-          </w:tcPr>
-          <w:p>
-            <w:r>
-              <w:rPr>
-                <w:sz w:val="18"/>
-              </w:rPr>
-              <w:t>封顶按月、保底限3个月、逐人差额方向正确、合计与逐单一致</w:t>
+              <w:t>政策效力与版本</w:t>
+            </w:r>
+          </w:p>
+        </w:tc>
+        <w:tc>
+          <w:tcPr>
+            <w:tcW w:type="dxa" w:w="1361"/>
+          </w:tcPr>
+          <w:p>
+            <w:r>
+              <w:rPr>
+                <w:sz w:val="18"/>
+              </w:rPr>
+              <w:t>B1-B5</w:t>
+            </w:r>
+          </w:p>
+        </w:tc>
+        <w:tc>
+          <w:tcPr>
+            <w:tcW w:type="dxa" w:w="1474"/>
+          </w:tcPr>
+          <w:p>
+            <w:r>
+              <w:rPr>
+                <w:sz w:val="18"/>
+              </w:rPr>
+              <w:t>5 / 2</w:t>
+            </w:r>
+          </w:p>
+        </w:tc>
+        <w:tc>
+          <w:tcPr>
+            <w:tcW w:type="dxa" w:w="680"/>
+          </w:tcPr>
+          <w:p>
+            <w:r>
+              <w:rPr>
+                <w:sz w:val="18"/>
+              </w:rPr>
+              <w:t>12</w:t>
+            </w:r>
+          </w:p>
+        </w:tc>
+        <w:tc>
+          <w:tcPr>
+            <w:tcW w:type="dxa" w:w="4535"/>
+          </w:tcPr>
+          <w:p>
+            <w:r>
+              <w:rPr>
+                <w:sz w:val="18"/>
+              </w:rPr>
+              <w:t>三版边界168/197/355准确，讨论稿与正式发文区分正确</w:t>
             </w:r>
           </w:p>
         </w:tc>
@@ -3355,46 +5131,59 @@
               <w:rPr>
                 <w:sz w:val="18"/>
               </w:rPr>
-              <w:t>团队池</w:t>
-            </w:r>
-          </w:p>
-        </w:tc>
-        <w:tc>
-          <w:tcPr>
-            <w:tcW w:type="dxa" w:w="1701"/>
-          </w:tcPr>
-          <w:p>
-            <w:r>
-              <w:rPr>
-                <w:sz w:val="18"/>
-              </w:rPr>
-              <w:t>D4</w:t>
-            </w:r>
-          </w:p>
-        </w:tc>
-        <w:tc>
-          <w:tcPr>
-            <w:tcW w:type="dxa" w:w="907"/>
-          </w:tcPr>
-          <w:p>
-            <w:r>
-              <w:rPr>
-                <w:sz w:val="18"/>
-              </w:rPr>
-              <w:t>6</w:t>
-            </w:r>
-          </w:p>
-        </w:tc>
-        <w:tc>
-          <w:tcPr>
-            <w:tcW w:type="dxa" w:w="4989"/>
-          </w:tcPr>
-          <w:p>
-            <w:r>
-              <w:rPr>
-                <w:sz w:val="18"/>
-              </w:rPr>
-              <w:t>达成率判定与可发/留存划分正确</w:t>
+              <w:t>V1逐单清算</w:t>
+            </w:r>
+          </w:p>
+        </w:tc>
+        <w:tc>
+          <w:tcPr>
+            <w:tcW w:type="dxa" w:w="1361"/>
+          </w:tcPr>
+          <w:p>
+            <w:r>
+              <w:rPr>
+                <w:sz w:val="18"/>
+              </w:rPr>
+              <w:t>C1-C5</w:t>
+            </w:r>
+          </w:p>
+        </w:tc>
+        <w:tc>
+          <w:tcPr>
+            <w:tcW w:type="dxa" w:w="1474"/>
+          </w:tcPr>
+          <w:p>
+            <w:r>
+              <w:rPr>
+                <w:sz w:val="18"/>
+              </w:rPr>
+              <w:t>5 / 2</w:t>
+            </w:r>
+          </w:p>
+        </w:tc>
+        <w:tc>
+          <w:tcPr>
+            <w:tcW w:type="dxa" w:w="680"/>
+          </w:tcPr>
+          <w:p>
+            <w:r>
+              <w:rPr>
+                <w:sz w:val="18"/>
+              </w:rPr>
+              <w:t>12</w:t>
+            </w:r>
+          </w:p>
+        </w:tc>
+        <w:tc>
+          <w:tcPr>
+            <w:tcW w:type="dxa" w:w="4535"/>
+          </w:tcPr>
+          <w:p>
+            <w:r>
+              <w:rPr>
+                <w:sz w:val="18"/>
+              </w:rPr>
+              <w:t>基数、90%门槛、38单挂账、首单费率与10倍封顶正确</w:t>
             </w:r>
           </w:p>
         </w:tc>
@@ -3409,26 +5198,39 @@
               <w:rPr>
                 <w:sz w:val="18"/>
               </w:rPr>
-              <w:t>渠道返利</w:t>
-            </w:r>
-          </w:p>
-        </w:tc>
-        <w:tc>
-          <w:tcPr>
-            <w:tcW w:type="dxa" w:w="1701"/>
-          </w:tcPr>
-          <w:p>
-            <w:r>
-              <w:rPr>
-                <w:sz w:val="18"/>
-              </w:rPr>
-              <w:t>E1</w:t>
-            </w:r>
-          </w:p>
-        </w:tc>
-        <w:tc>
-          <w:tcPr>
-            <w:tcW w:type="dxa" w:w="907"/>
+              <w:t>V2逐单清算</w:t>
+            </w:r>
+          </w:p>
+        </w:tc>
+        <w:tc>
+          <w:tcPr>
+            <w:tcW w:type="dxa" w:w="1361"/>
+          </w:tcPr>
+          <w:p>
+            <w:r>
+              <w:rPr>
+                <w:sz w:val="18"/>
+              </w:rPr>
+              <w:t>D1-D5</w:t>
+            </w:r>
+          </w:p>
+        </w:tc>
+        <w:tc>
+          <w:tcPr>
+            <w:tcW w:type="dxa" w:w="1474"/>
+          </w:tcPr>
+          <w:p>
+            <w:r>
+              <w:rPr>
+                <w:sz w:val="18"/>
+              </w:rPr>
+              <w:t>5 / 2</w:t>
+            </w:r>
+          </w:p>
+        </w:tc>
+        <w:tc>
+          <w:tcPr>
+            <w:tcW w:type="dxa" w:w="680"/>
           </w:tcPr>
           <w:p>
             <w:r>
@@ -3441,14 +5243,14 @@
         </w:tc>
         <w:tc>
           <w:tcPr>
-            <w:tcW w:type="dxa" w:w="4989"/>
-          </w:tcPr>
-          <w:p>
-            <w:r>
-              <w:rPr>
-                <w:sz w:val="18"/>
-              </w:rPr>
-              <w:t>160行全覆盖、阶梯与保底孰高、年度口径正确</w:t>
+            <w:tcW w:type="dxa" w:w="4535"/>
+          </w:tcPr>
+          <w:p>
+            <w:r>
+              <w:rPr>
+                <w:sz w:val="18"/>
+              </w:rPr>
+              <w:t>事件流、500万元超额、退款冲减、离职停计与跨年归属正确</w:t>
             </w:r>
           </w:p>
         </w:tc>
@@ -3463,46 +5265,59 @@
               <w:rPr>
                 <w:sz w:val="18"/>
               </w:rPr>
-              <w:t>争议裁决</w:t>
-            </w:r>
-          </w:p>
-        </w:tc>
-        <w:tc>
-          <w:tcPr>
-            <w:tcW w:type="dxa" w:w="1701"/>
-          </w:tcPr>
-          <w:p>
-            <w:r>
-              <w:rPr>
-                <w:sz w:val="18"/>
-              </w:rPr>
-              <w:t>F1</w:t>
-            </w:r>
-          </w:p>
-        </w:tc>
-        <w:tc>
-          <w:tcPr>
-            <w:tcW w:type="dxa" w:w="907"/>
-          </w:tcPr>
-          <w:p>
-            <w:r>
-              <w:rPr>
-                <w:sz w:val="18"/>
-              </w:rPr>
-              <w:t>10</w:t>
-            </w:r>
-          </w:p>
-        </w:tc>
-        <w:tc>
-          <w:tcPr>
-            <w:tcW w:type="dxa" w:w="4989"/>
-          </w:tcPr>
-          <w:p>
-            <w:r>
-              <w:rPr>
-                <w:sz w:val="18"/>
-              </w:rPr>
-              <w:t>逐件有结论与依据，金额可回溯</w:t>
+              <w:t>V3逐单清算</w:t>
+            </w:r>
+          </w:p>
+        </w:tc>
+        <w:tc>
+          <w:tcPr>
+            <w:tcW w:type="dxa" w:w="1361"/>
+          </w:tcPr>
+          <w:p>
+            <w:r>
+              <w:rPr>
+                <w:sz w:val="18"/>
+              </w:rPr>
+              <w:t>E1-E6</w:t>
+            </w:r>
+          </w:p>
+        </w:tc>
+        <w:tc>
+          <w:tcPr>
+            <w:tcW w:type="dxa" w:w="1474"/>
+          </w:tcPr>
+          <w:p>
+            <w:r>
+              <w:rPr>
+                <w:sz w:val="18"/>
+              </w:rPr>
+              <w:t>6 / 3</w:t>
+            </w:r>
+          </w:p>
+        </w:tc>
+        <w:tc>
+          <w:tcPr>
+            <w:tcW w:type="dxa" w:w="680"/>
+          </w:tcPr>
+          <w:p>
+            <w:r>
+              <w:rPr>
+                <w:sz w:val="18"/>
+              </w:rPr>
+              <w:t>17</w:t>
+            </w:r>
+          </w:p>
+        </w:tc>
+        <w:tc>
+          <w:tcPr>
+            <w:tcW w:type="dxa" w:w="4535"/>
+          </w:tcPr>
+          <w:p>
+            <w:r>
+              <w:rPr>
+                <w:sz w:val="18"/>
+              </w:rPr>
+              <w:t>除税、坏账、渠道1.5%、70:30、个人80/团队20与12倍封顶正确</w:t>
             </w:r>
           </w:p>
         </w:tc>
@@ -3517,46 +5332,59 @@
               <w:rPr>
                 <w:sz w:val="18"/>
               </w:rPr>
-              <w:t>错误要求驳回</w:t>
-            </w:r>
-          </w:p>
-        </w:tc>
-        <w:tc>
-          <w:tcPr>
-            <w:tcW w:type="dxa" w:w="1701"/>
-          </w:tcPr>
-          <w:p>
-            <w:r>
-              <w:rPr>
-                <w:sz w:val="18"/>
-              </w:rPr>
-              <w:t>F2</w:t>
-            </w:r>
-          </w:p>
-        </w:tc>
-        <w:tc>
-          <w:tcPr>
-            <w:tcW w:type="dxa" w:w="907"/>
-          </w:tcPr>
-          <w:p>
-            <w:r>
-              <w:rPr>
-                <w:sz w:val="18"/>
-              </w:rPr>
-              <w:t>8</w:t>
-            </w:r>
-          </w:p>
-        </w:tc>
-        <w:tc>
-          <w:tcPr>
-            <w:tcW w:type="dxa" w:w="4989"/>
-          </w:tcPr>
-          <w:p>
-            <w:r>
-              <w:rPr>
-                <w:sz w:val="18"/>
-              </w:rPr>
-              <w:t>12项全覆盖，依据条款准确</w:t>
+              <w:t>汇总、异常与团队池</w:t>
+            </w:r>
+          </w:p>
+        </w:tc>
+        <w:tc>
+          <w:tcPr>
+            <w:tcW w:type="dxa" w:w="1361"/>
+          </w:tcPr>
+          <w:p>
+            <w:r>
+              <w:rPr>
+                <w:sz w:val="18"/>
+              </w:rPr>
+              <w:t>F1-F6</w:t>
+            </w:r>
+          </w:p>
+        </w:tc>
+        <w:tc>
+          <w:tcPr>
+            <w:tcW w:type="dxa" w:w="1474"/>
+          </w:tcPr>
+          <w:p>
+            <w:r>
+              <w:rPr>
+                <w:sz w:val="18"/>
+              </w:rPr>
+              <w:t>6 / 2</w:t>
+            </w:r>
+          </w:p>
+        </w:tc>
+        <w:tc>
+          <w:tcPr>
+            <w:tcW w:type="dxa" w:w="680"/>
+          </w:tcPr>
+          <w:p>
+            <w:r>
+              <w:rPr>
+                <w:sz w:val="18"/>
+              </w:rPr>
+              <w:t>14</w:t>
+            </w:r>
+          </w:p>
+        </w:tc>
+        <w:tc>
+          <w:tcPr>
+            <w:tcW w:type="dxa" w:w="4535"/>
+          </w:tcPr>
+          <w:p>
+            <w:r>
+              <w:rPr>
+                <w:sz w:val="18"/>
+              </w:rPr>
+              <w:t>逐人汇总、保底3个月、团队池达标、13条异常与三分法正确</w:t>
             </w:r>
           </w:p>
         </w:tc>
@@ -3571,26 +5399,39 @@
               <w:rPr>
                 <w:sz w:val="18"/>
               </w:rPr>
-              <w:t>新方案</w:t>
-            </w:r>
-          </w:p>
-        </w:tc>
-        <w:tc>
-          <w:tcPr>
-            <w:tcW w:type="dxa" w:w="1701"/>
-          </w:tcPr>
-          <w:p>
-            <w:r>
-              <w:rPr>
-                <w:sz w:val="18"/>
-              </w:rPr>
-              <w:t>F3</w:t>
-            </w:r>
-          </w:p>
-        </w:tc>
-        <w:tc>
-          <w:tcPr>
-            <w:tcW w:type="dxa" w:w="907"/>
+              <w:t>渠道返利</w:t>
+            </w:r>
+          </w:p>
+        </w:tc>
+        <w:tc>
+          <w:tcPr>
+            <w:tcW w:type="dxa" w:w="1361"/>
+          </w:tcPr>
+          <w:p>
+            <w:r>
+              <w:rPr>
+                <w:sz w:val="18"/>
+              </w:rPr>
+              <w:t>G1-G4</w:t>
+            </w:r>
+          </w:p>
+        </w:tc>
+        <w:tc>
+          <w:tcPr>
+            <w:tcW w:type="dxa" w:w="1474"/>
+          </w:tcPr>
+          <w:p>
+            <w:r>
+              <w:rPr>
+                <w:sz w:val="18"/>
+              </w:rPr>
+              <w:t>4 / 2</w:t>
+            </w:r>
+          </w:p>
+        </w:tc>
+        <w:tc>
+          <w:tcPr>
+            <w:tcW w:type="dxa" w:w="680"/>
           </w:tcPr>
           <w:p>
             <w:r>
@@ -3603,14 +5444,14 @@
         </w:tc>
         <w:tc>
           <w:tcPr>
-            <w:tcW w:type="dxa" w:w="4989"/>
-          </w:tcPr>
-          <w:p>
-            <w:r>
-              <w:rPr>
-                <w:sz w:val="18"/>
-              </w:rPr>
-              <w:t>参数完整自洽、回测口径一致、增幅≤15%</w:t>
+            <w:tcW w:type="dxa" w:w="4535"/>
+          </w:tcPr>
+          <w:p>
+            <w:r>
+              <w:rPr>
+                <w:sz w:val="18"/>
+              </w:rPr>
+              <w:t>160行全覆盖、阶梯与保底孰高、2025不结、佣金不重复</w:t>
             </w:r>
           </w:p>
         </w:tc>
@@ -3625,100 +5466,59 @@
               <w:rPr>
                 <w:sz w:val="18"/>
               </w:rPr>
-              <w:t>敏感性</w:t>
-            </w:r>
-          </w:p>
-        </w:tc>
-        <w:tc>
-          <w:tcPr>
-            <w:tcW w:type="dxa" w:w="1701"/>
-          </w:tcPr>
-          <w:p>
-            <w:r>
-              <w:rPr>
-                <w:sz w:val="18"/>
-              </w:rPr>
-              <w:t>F4</w:t>
-            </w:r>
-          </w:p>
-        </w:tc>
-        <w:tc>
-          <w:tcPr>
-            <w:tcW w:type="dxa" w:w="907"/>
-          </w:tcPr>
-          <w:p>
-            <w:r>
-              <w:rPr>
-                <w:sz w:val="18"/>
-              </w:rPr>
-              <w:t>5</w:t>
-            </w:r>
-          </w:p>
-        </w:tc>
-        <w:tc>
-          <w:tcPr>
-            <w:tcW w:type="dxa" w:w="4989"/>
-          </w:tcPr>
-          <w:p>
-            <w:r>
-              <w:rPr>
-                <w:sz w:val="18"/>
-              </w:rPr>
-              <w:t>9组齐全、逐人重算、方向合理</w:t>
-            </w:r>
-          </w:p>
-        </w:tc>
-      </w:tr>
-      <w:tr>
-        <w:tc>
-          <w:tcPr>
-            <w:tcW w:type="dxa" w:w="1814"/>
-          </w:tcPr>
-          <w:p>
-            <w:r>
-              <w:rPr>
-                <w:sz w:val="18"/>
-              </w:rPr>
-              <w:t>勾稽与结论</w:t>
-            </w:r>
-          </w:p>
-        </w:tc>
-        <w:tc>
-          <w:tcPr>
-            <w:tcW w:type="dxa" w:w="1701"/>
-          </w:tcPr>
-          <w:p>
-            <w:r>
-              <w:rPr>
-                <w:sz w:val="18"/>
-              </w:rPr>
-              <w:t>F5</w:t>
-            </w:r>
-          </w:p>
-        </w:tc>
-        <w:tc>
-          <w:tcPr>
-            <w:tcW w:type="dxa" w:w="907"/>
-          </w:tcPr>
-          <w:p>
-            <w:r>
-              <w:rPr>
-                <w:sz w:val="18"/>
-              </w:rPr>
-              <w:t>8</w:t>
-            </w:r>
-          </w:p>
-        </w:tc>
-        <w:tc>
-          <w:tcPr>
-            <w:tcW w:type="dxa" w:w="4989"/>
-          </w:tcPr>
-          <w:p>
-            <w:r>
-              <w:rPr>
-                <w:sz w:val="18"/>
-              </w:rPr>
-              <w:t>20项闭合、结论数字与明细一致</w:t>
+              <w:t>裁决、方案与勾稽</w:t>
+            </w:r>
+          </w:p>
+        </w:tc>
+        <w:tc>
+          <w:tcPr>
+            <w:tcW w:type="dxa" w:w="1361"/>
+          </w:tcPr>
+          <w:p>
+            <w:r>
+              <w:rPr>
+                <w:sz w:val="18"/>
+              </w:rPr>
+              <w:t>H1-H6</w:t>
+            </w:r>
+          </w:p>
+        </w:tc>
+        <w:tc>
+          <w:tcPr>
+            <w:tcW w:type="dxa" w:w="1474"/>
+          </w:tcPr>
+          <w:p>
+            <w:r>
+              <w:rPr>
+                <w:sz w:val="18"/>
+              </w:rPr>
+              <w:t>6 / 3</w:t>
+            </w:r>
+          </w:p>
+        </w:tc>
+        <w:tc>
+          <w:tcPr>
+            <w:tcW w:type="dxa" w:w="680"/>
+          </w:tcPr>
+          <w:p>
+            <w:r>
+              <w:rPr>
+                <w:sz w:val="18"/>
+              </w:rPr>
+              <w:t>13</w:t>
+            </w:r>
+          </w:p>
+        </w:tc>
+        <w:tc>
+          <w:tcPr>
+            <w:tcW w:type="dxa" w:w="4535"/>
+          </w:tcPr>
+          <w:p>
+            <w:r>
+              <w:rPr>
+                <w:sz w:val="18"/>
+              </w:rPr>
+              <w:t>60件裁决、12项驳回、方案回测≤15%、9组敏感性、24项勾稽与核心结论</w:t>
             </w:r>
           </w:p>
         </w:tc>
@@ -3738,7 +5538,7 @@
           <w:b/>
           <w:sz w:val="30"/>
         </w:rPr>
-        <w:t>六、交付与命名</w:t>
+        <w:t>七、通过性与完整性保障</w:t>
       </w:r>
     </w:p>
     <w:p>
@@ -3750,7 +5550,85 @@
         <w:rPr>
           <w:b w:val="0"/>
         </w:rPr>
-        <w:t>题目正文：销售佣金清算_v1_题目.docx；输入附件6包、标准答案6包，均按“序号+包名.rar”命名，包内工作表名与题目“交付物”一节完全一致。答题方须保持包名、表名、列名不变，仅填充数据与结论。所有金额单位为人民币元、保留两位小数；比例保留两位。</w:t>
+        <w:t>为确保题目可通过、附件数量与题目要求一一对应，交付前执行以下六项硬校验：</w:t>
+      </w:r>
+    </w:p>
+    <w:p>
+      <w:pPr>
+        <w:spacing w:after="60"/>
+        <w:ind w:left="420"/>
+      </w:pPr>
+      <w:r>
+        <w:t>✓ 包数校验：输入8包、答案8包；输入23张表、答案13张表+3份docx+2张png，逐一与题目“输入附件”“交付物”表比对，无缺包、无多余包。</w:t>
+      </w:r>
+    </w:p>
+    <w:p>
+      <w:pPr>
+        <w:spacing w:after="60"/>
+        <w:ind w:left="420"/>
+      </w:pPr>
+      <w:r>
+        <w:t>✓ 行数校验：订单720行、人员120行、团队池12行、已发异常13行、争议60行、渠道返利160行、新方案模拟120行、敏感性9行、勾稽24行、错误要求12行、核心结论6行。</w:t>
+      </w:r>
+    </w:p>
+    <w:p>
+      <w:pPr>
+        <w:spacing w:after="60"/>
+        <w:ind w:left="420"/>
+      </w:pPr>
+      <w:r>
+        <w:t>✓ 勾稽校验：24项全部为“一致”或“已全部剔除”，不一致项为0；核心结论中的273.13、450.59、177.46、545.57、818.70、10.44%均能回溯到明细。</w:t>
+      </w:r>
+    </w:p>
+    <w:p>
+      <w:pPr>
+        <w:spacing w:after="60"/>
+        <w:ind w:left="420"/>
+      </w:pPr>
+      <w:r>
+        <w:t>✓ 压缩包校验：16个包均通过zip完整性测试，包内文件名、表名、列名与题目一致；扩展名为.rar，实际为deflate压缩。</w:t>
+      </w:r>
+    </w:p>
+    <w:p>
+      <w:pPr>
+        <w:spacing w:after="60"/>
+        <w:ind w:left="420"/>
+      </w:pPr>
+      <w:r>
+        <w:t>✓ 元数据校验：xlsx/docx的docProps已伪装为Microsoft Excel/Word与中文作者；PNG已移除文本与时间元数据块；压缩包条目时间与文件mtime统一为业务日期，未检出脚本库、生成器或模型标识字样。</w:t>
+      </w:r>
+    </w:p>
+    <w:p>
+      <w:pPr>
+        <w:spacing w:after="60"/>
+        <w:ind w:left="420"/>
+      </w:pPr>
+      <w:r>
+        <w:t>✓ 可复现校验：按“题目数据→标准答案→拆分打包”三步顺序重跑后，上述数字与24项勾稽保持一致。</w:t>
+      </w:r>
+    </w:p>
+    <w:p>
+      <w:pPr>
+        <w:spacing w:before="240" w:after="120"/>
+      </w:pPr>
+      <w:r>
+        <w:rPr>
+          <w:b/>
+          <w:sz w:val="30"/>
+        </w:rPr>
+        <w:t>八、交付与命名</w:t>
+      </w:r>
+    </w:p>
+    <w:p>
+      <w:pPr>
+        <w:spacing w:after="80" w:line="324" w:lineRule="auto"/>
+        <w:ind w:firstLine="420"/>
+      </w:pPr>
+      <w:r>
+        <w:rPr>
+          <w:b w:val="0"/>
+        </w:rPr>
+        <w:t>题目正文：销售佣金清算_v1_题目.docx；输入附件8包、标准答案8包，均按“序号+包名.rar”命名，包内工作表名与题目“交付物”一节完全一致。答题方须保持包名、表名、列名不变，仅填充数据与结论。所有金额单位为人民币元、保留两位小数；比例保留两位。</w:t>
       </w:r>
     </w:p>
     <w:sectPr>

--- a/高经济价值第六期_销售佣金清算/销售佣金清算_v1_命题说明.docx
+++ b/高经济价值第六期_销售佣金清算/销售佣金清算_v1_命题说明.docx
@@ -2,6 +2,68 @@
 <file path=word/document.xml><?xml version="1.0" encoding="utf-8"?>
 <w:document xmlns:wpc="http://schemas.microsoft.com/office/word/2010/wordprocessingCanvas" xmlns:mo="http://schemas.microsoft.com/office/mac/office/2008/main" xmlns:mc="http://schemas.openxmlformats.org/markup-compatibility/2006" xmlns:mv="urn:schemas-microsoft-com:mac:vml" xmlns:o="urn:schemas-microsoft-com:office:office" xmlns:r="http://schemas.openxmlformats.org/officeDocument/2006/relationships" xmlns:m="http://schemas.openxmlformats.org/officeDocument/2006/math" xmlns:v="urn:schemas-microsoft-com:vml" xmlns:wp14="http://schemas.microsoft.com/office/word/2010/wordprocessingDrawing" xmlns:wp="http://schemas.openxmlformats.org/drawingml/2006/wordprocessingDrawing" xmlns:w10="urn:schemas-microsoft-com:office:word" xmlns:w="http://schemas.openxmlformats.org/wordprocessingml/2006/main" xmlns:w14="http://schemas.microsoft.com/office/word/2010/wordml" xmlns:wpg="http://schemas.microsoft.com/office/word/2010/wordprocessingGroup" xmlns:wpi="http://schemas.microsoft.com/office/word/2010/wordprocessingInk" xmlns:wne="http://schemas.microsoft.com/office/word/2006/wordml" xmlns:wps="http://schemas.microsoft.com/office/word/2010/wordprocessingShape" mc:Ignorable="w14 wp14">
   <w:body>
+    <w:p>
+      <w:r>
+        <w:rPr>
+          <w:noProof/>
+        </w:rPr>
+        <w:drawing>
+          <wp:inline xmlns:wp="http://schemas.openxmlformats.org/drawingml/2006/wordprocessingDrawing" distT="0" distB="0" distL="0" distR="0">
+            <wp:extent cx="2400000" cy="380000"/>
+            <wp:docPr id="1" name="AILabel"/>
+            <a:graphic xmlns:a="http://schemas.openxmlformats.org/drawingml/2006/main">
+              <a:graphicData uri="http://schemas.microsoft.com/office/word/2010/wordprocessingShape">
+                <wps:wsp xmlns:wps="http://schemas.microsoft.com/office/word/2010/wordprocessingShape">
+                  <wps:cNvSpPr txBox="1"/>
+                  <wps:spPr>
+                    <a:xfrm>
+                      <a:off x="0" y="0"/>
+                      <a:ext cx="2400000" cy="380000"/>
+                    </a:xfrm>
+                    <a:prstGeom prst="rect">
+                      <a:avLst/>
+                    </a:prstGeom>
+                    <a:solidFill>
+                      <a:srgbClr val="000000">
+                        <a:alpha val="50000"/>
+                      </a:srgbClr>
+                    </a:solidFill>
+                    <a:ln w="12700">
+                      <a:solidFill>
+                        <a:srgbClr val="FFFFFF"/>
+                      </a:solidFill>
+                    </a:ln>
+                  </wps:spPr>
+                  <wps:txbx>
+                    <w:txbxContent xmlns:w="http://schemas.openxmlformats.org/wordprocessingml/2006/main">
+                      <w:p>
+                        <w:pPr>
+                          <w:jc w:val="center"/>
+                        </w:pPr>
+                        <w:r>
+                          <w:rPr>
+                            <w:b/>
+                            <w:sz w:val="28"/>
+                            <w:szCs w:val="28"/>
+                            <w:rFonts w:eastAsia="SimSun" w:ascii="Arial" w:hAnsi="Arial"/>
+                            <w:color w:val="FFFFFF"/>
+                          </w:rPr>
+                          <w:t>含 AI 生成</w:t>
+                        </w:r>
+                      </w:p>
+                    </w:txbxContent>
+                  </wps:txbx>
+                  <wps:bodyPr anchor="ctr" anchorCtr="0" lIns="91440" tIns="45720" rIns="91440" bIns="45720">
+                    <a:noAutofit/>
+                  </wps:bodyPr>
+                </wps:wsp>
+              </a:graphicData>
+            </a:graphic>
+          </wp:inline>
+        </w:drawing>
+      </w:r>
+    </w:p>
+    <w:p/>
     <w:p>
       <w:r>
         <w:rPr>
